--- a/Thareth_Caracteristicas_Raciais.docx
+++ b/Thareth_Caracteristicas_Raciais.docx
@@ -122,13 +122,7 @@
         <w:rPr>
           <w:lang w:val="pt-BR"/>
         </w:rPr>
-        <w:t xml:space="preserve">, dragões, grandes feras e outras criaturas de natureza mutável. </w:t>
-      </w:r>
-      <w:r>
-        <w:rPr>
-          <w:lang w:val="pt-BR"/>
-        </w:rPr>
-        <w:t xml:space="preserve">Carregam ancestralidade humana, essência </w:t>
+        <w:t xml:space="preserve">, dragões, grandes feras e outras criaturas de natureza mutável. Carregam ancestralidade humana, essência </w:t>
       </w:r>
       <w:proofErr w:type="spellStart"/>
       <w:r>
@@ -194,13 +188,7 @@
         <w:rPr>
           <w:lang w:val="pt-BR"/>
         </w:rPr>
-        <w:t xml:space="preserve"> é racial e inata. Ela não é uma mag</w:t>
-      </w:r>
-      <w:r>
-        <w:rPr>
-          <w:lang w:val="pt-BR"/>
-        </w:rPr>
-        <w:t>ia aprendida nem uma transformação física gradual: o corpo transita magicamente entre configurações possíveis de sua linhagem. A Perícia Metamorfose governa controle, duração e refinamento, mas não permite copiar livremente qualquer criatura encontrada.</w:t>
+        <w:t xml:space="preserve"> é racial e inata. Ela não é uma magia aprendida nem uma transformação física gradual: o corpo transita magicamente entre configurações possíveis de sua linhagem. A Perícia Metamorfose governa controle, duração e refinamento, mas não permite copiar livremente qualquer criatura encontrada.</w:t>
       </w:r>
     </w:p>
     <w:p>
@@ -216,7 +204,7 @@
           <w:color w:val="8A5A32"/>
           <w:lang w:val="pt-BR"/>
         </w:rPr>
-        <w:t>TR</w:t>
+        <w:t>TRÊS EXPRESSÕES</w:t>
       </w:r>
       <w:r>
         <w:rPr>
@@ -224,14 +212,6 @@
           <w:color w:val="8A5A32"/>
           <w:lang w:val="pt-BR"/>
         </w:rPr>
-        <w:t>ÊS EXPRESSÕES</w:t>
-      </w:r>
-      <w:r>
-        <w:rPr>
-          <w:b/>
-          <w:color w:val="8A5A32"/>
-          <w:lang w:val="pt-BR"/>
-        </w:rPr>
         <w:br/>
       </w:r>
       <w:r>
@@ -331,11 +311,19 @@
       <w:pPr>
         <w:pStyle w:val="Ttulo2"/>
       </w:pPr>
+      <w:proofErr w:type="spellStart"/>
       <w:r>
         <w:rPr>
           <w:rFonts w:ascii="Georgia" w:hAnsi="Georgia"/>
         </w:rPr>
-        <w:t xml:space="preserve">Princípios </w:t>
+        <w:t>Princípios</w:t>
+      </w:r>
+      <w:proofErr w:type="spellEnd"/>
+      <w:r>
+        <w:rPr>
+          <w:rFonts w:ascii="Georgia" w:hAnsi="Georgia"/>
+        </w:rPr>
+        <w:t xml:space="preserve"> </w:t>
       </w:r>
       <w:proofErr w:type="spellStart"/>
       <w:r>
@@ -371,13 +359,7 @@
         <w:rPr>
           <w:lang w:val="pt-BR"/>
         </w:rPr>
-        <w:t>Transformar-se</w:t>
-      </w:r>
-      <w:r>
-        <w:rPr>
-          <w:lang w:val="pt-BR"/>
-        </w:rPr>
-        <w:t xml:space="preserve"> não cura, não remove condições e não restaura partes do corpo.</w:t>
+        <w:t>Transformar-se não cura, não remove condições e não restaura partes do corpo.</w:t>
       </w:r>
     </w:p>
     <w:p>
@@ -416,13 +398,7 @@
         <w:rPr>
           <w:lang w:val="pt-BR"/>
         </w:rPr>
-        <w:t>Ao dormir ou fica</w:t>
-      </w:r>
-      <w:r>
-        <w:rPr>
-          <w:lang w:val="pt-BR"/>
-        </w:rPr>
-        <w:t xml:space="preserve">r inconsciente, o </w:t>
+        <w:t xml:space="preserve">Ao dormir ou ficar inconsciente, o </w:t>
       </w:r>
       <w:proofErr w:type="spellStart"/>
       <w:r>
@@ -522,13 +498,7 @@
         <w:rPr>
           <w:lang w:val="pt-BR"/>
         </w:rPr>
-        <w:t xml:space="preserve"> possuem sua pró</w:t>
-      </w:r>
-      <w:r>
-        <w:rPr>
-          <w:lang w:val="pt-BR"/>
-        </w:rPr>
-        <w:t>pria progressão e economia de ações.</w:t>
+        <w:t xml:space="preserve"> possuem sua própria progressão e economia de ações.</w:t>
       </w:r>
     </w:p>
     <w:p>
@@ -646,15 +616,7 @@
                 <w:color w:val="FFFFFF"/>
                 <w:sz w:val="18"/>
               </w:rPr>
-              <w:t>F</w:t>
-            </w:r>
-            <w:r>
-              <w:rPr>
-                <w:b/>
-                <w:color w:val="FFFFFF"/>
-                <w:sz w:val="18"/>
-              </w:rPr>
-              <w:t>orma de Origem</w:t>
+              <w:t>Forma de Origem</w:t>
             </w:r>
           </w:p>
         </w:tc>
@@ -828,13 +790,7 @@
         <w:rPr>
           <w:lang w:val="pt-BR"/>
         </w:rPr>
-        <w:t>A Forma Alternativa pode ser sustentada pelo total diário abaixo. O tempo</w:t>
-      </w:r>
-      <w:r>
-        <w:rPr>
-          <w:lang w:val="pt-BR"/>
-        </w:rPr>
-        <w:t xml:space="preserve"> pode ser dividido entre diferentes transformações e é recuperado após um Descanso Longo.</w:t>
+        <w:t>A Forma Alternativa pode ser sustentada pelo total diário abaixo. O tempo pode ser dividido entre diferentes transformações e é recuperado após um Descanso Longo.</w:t>
       </w:r>
     </w:p>
     <w:tbl>
@@ -1144,13 +1100,7 @@
         <w:rPr>
           <w:lang w:val="pt-BR"/>
         </w:rPr>
-        <w:t xml:space="preserve"> a Forma Alternativa </w:t>
-      </w:r>
-      <w:r>
-        <w:rPr>
-          <w:lang w:val="pt-BR"/>
-        </w:rPr>
-        <w:t>sem teste. Se estiver com menos de 50% dos PV máximos, realize um teste de Metamorfose modificado por CON, CD 10. Em caso de falha, a transformação não acontece e a Ação Principal é consumida.</w:t>
+        <w:t xml:space="preserve"> a Forma Alternativa sem teste. Se estiver com menos de 50% dos PV máximos, realize um teste de Metamorfose modificado por CON, CD 10. Em caso de falha, a transformação não acontece e a Ação Principal é consumida.</w:t>
       </w:r>
     </w:p>
     <w:p>
@@ -1187,8 +1137,6 @@
         </w:rPr>
         <w:t>Menor</w:t>
       </w:r>
-      <w:bookmarkStart w:id="0" w:name="_GoBack"/>
-      <w:bookmarkEnd w:id="0"/>
     </w:p>
     <w:p>
       <w:pPr>
@@ -1201,13 +1149,7 @@
         <w:rPr>
           <w:lang w:val="pt-BR"/>
         </w:rPr>
-        <w:t xml:space="preserve">O retorno é </w:t>
-      </w:r>
-      <w:r>
-        <w:rPr>
-          <w:lang w:val="pt-BR"/>
-        </w:rPr>
-        <w:t>automático e nunca exige teste, mesmo quando o personagem está ferido ou Fatigado. Retornos provocados por inconsciência ou pelo fim da duração são imediatos e não consomem ação, salvo quando não houver espaço e a regra de Retorno Impedido for aplicada.</w:t>
+        <w:t>O retorno é automático e nunca exige teste, mesmo quando o personagem está ferido ou Fatigado. Retornos provocados por inconsciência ou pelo fim da duração são imediatos e não consomem ação, salvo quando não houver espaço e a regra de Retorno Impedido for aplicada.</w:t>
       </w:r>
     </w:p>
     <w:p>
@@ -1306,13 +1248,7 @@
         <w:rPr>
           <w:lang w:val="pt-BR"/>
         </w:rPr>
-        <w:t>Ação Principa</w:t>
-      </w:r>
-      <w:r>
-        <w:rPr>
-          <w:lang w:val="pt-BR"/>
-        </w:rPr>
-        <w:t>l · Metamorfose + CON, CD 15 · 1 tentativa por Descanso Longo</w:t>
+        <w:t>Ação Principal · Metamorfose + CON, CD 15 · 1 tentativa por Descanso Longo</w:t>
       </w:r>
     </w:p>
     <w:p>
@@ -1340,13 +1276,7 @@
         <w:rPr>
           <w:lang w:val="pt-BR"/>
         </w:rPr>
-        <w:t xml:space="preserve"> a Forma Alternativa por mais 1 hora. Depois desse período, retorne automaticamente à Forma de Origem e realize o Teste </w:t>
-      </w:r>
-      <w:r>
-        <w:rPr>
-          <w:lang w:val="pt-BR"/>
-        </w:rPr>
-        <w:t>de Colapso.</w:t>
+        <w:t xml:space="preserve"> a Forma Alternativa por mais 1 hora. Depois desse período, retorne automaticamente à Forma de Origem e realize o Teste de Colapso.</w:t>
       </w:r>
     </w:p>
     <w:p>
@@ -1445,13 +1375,7 @@
         <w:rPr>
           <w:lang w:val="pt-BR"/>
         </w:rPr>
-        <w:t>Itens assimilados não p</w:t>
-      </w:r>
-      <w:r>
-        <w:rPr>
-          <w:lang w:val="pt-BR"/>
-        </w:rPr>
-        <w:t>odem ser acessados, entregues, empunhados ou ativados.</w:t>
+        <w:t>Itens assimilados não podem ser acessados, entregues, empunhados ou ativados.</w:t>
       </w:r>
     </w:p>
     <w:p>
@@ -1479,13 +1403,7 @@
         <w:rPr>
           <w:lang w:val="pt-BR"/>
         </w:rPr>
-        <w:t>Efeitos mágicos passivos permanecem apenas quando sua descrição funcionar enquanto o item estiver carregado ou vincu</w:t>
-      </w:r>
-      <w:r>
-        <w:rPr>
-          <w:lang w:val="pt-BR"/>
-        </w:rPr>
-        <w:t>lado.</w:t>
+        <w:t>Efeitos mágicos passivos permanecem apenas quando sua descrição funcionar enquanto o item estiver carregado ou vinculado.</w:t>
       </w:r>
     </w:p>
     <w:p>
@@ -1527,13 +1445,7 @@
         <w:rPr>
           <w:lang w:val="pt-BR"/>
         </w:rPr>
-        <w:t>Criaturas, veículos, baús e cargas maior</w:t>
-      </w:r>
-      <w:r>
-        <w:rPr>
-          <w:lang w:val="pt-BR"/>
-        </w:rPr>
-        <w:t>es que o inventário pessoal não podem ser assimilados.</w:t>
+        <w:t>Criaturas, veículos, baús e cargas maiores que o inventário pessoal não podem ser assimilados.</w:t>
       </w:r>
     </w:p>
     <w:p>
@@ -1604,13 +1516,7 @@
         <w:rPr>
           <w:lang w:val="pt-BR"/>
         </w:rPr>
-        <w:t xml:space="preserve"> permanece na </w:t>
-      </w:r>
-      <w:r>
-        <w:rPr>
-          <w:lang w:val="pt-BR"/>
-        </w:rPr>
-        <w:t xml:space="preserve">forma atual, </w:t>
+        <w:t xml:space="preserve"> permanece na forma atual, </w:t>
       </w:r>
       <w:proofErr w:type="gramStart"/>
       <w:r>
@@ -1638,13 +1544,7 @@
         <w:rPr>
           <w:lang w:val="pt-BR"/>
         </w:rPr>
-        <w:t xml:space="preserve">Enquanto o retorno estiver impedido, não pode completar um Descanso Longo, recuperar PV naturalmente, restaurar recursos ou usos vinculados ao descanso, recuperar o </w:t>
-      </w:r>
-      <w:r>
-        <w:rPr>
-          <w:lang w:val="pt-BR"/>
-        </w:rPr>
-        <w:t>tempo diário de transformação nem assumir voluntariamente outra forma. Cura externa ainda pode restaurar PV normalmente.</w:t>
+        <w:t>Enquanto o retorno estiver impedido, não pode completar um Descanso Longo, recuperar PV naturalmente, restaurar recursos ou usos vinculados ao descanso, recuperar o tempo diário de transformação nem assumir voluntariamente outra forma. Cura externa ainda pode restaurar PV normalmente.</w:t>
       </w:r>
     </w:p>
     <w:p>
@@ -1658,13 +1558,7 @@
         <w:rPr>
           <w:lang w:val="pt-BR"/>
         </w:rPr>
-        <w:t>Assim que alcançar espaço suficiente, retorna automaticamente à Forma de Origem. Depois disso, ainda precisa completar um Descanso Long</w:t>
-      </w:r>
-      <w:r>
-        <w:rPr>
-          <w:lang w:val="pt-BR"/>
-        </w:rPr>
-        <w:t>o para remover a Fadiga e recuperar normalmente seus recursos. O retorno não destrói estruturas e não pode ser usado como ferramenta de demolição.</w:t>
+        <w:t>Assim que alcançar espaço suficiente, retorna automaticamente à Forma de Origem. Depois disso, ainda precisa completar um Descanso Longo para remover a Fadiga e recuperar normalmente seus recursos. O retorno não destrói estruturas e não pode ser usado como ferramenta de demolição.</w:t>
       </w:r>
     </w:p>
     <w:p>
@@ -1678,13 +1572,7 @@
         <w:rPr>
           <w:lang w:val="pt-BR"/>
         </w:rPr>
-        <w:t>Animais Despertos de grande porte devem considerar hospedagem, transporte, exploração de espaços fechados e a</w:t>
-      </w:r>
-      <w:r>
-        <w:rPr>
-          <w:lang w:val="pt-BR"/>
-        </w:rPr>
-        <w:t>prisionamento ao planejar seus descansos.</w:t>
+        <w:t>Animais Despertos de grande porte devem considerar hospedagem, transporte, exploração de espaços fechados e aprisionamento ao planejar seus descansos.</w:t>
       </w:r>
     </w:p>
     <w:p>
@@ -1713,13 +1601,7 @@
         <w:rPr>
           <w:lang w:val="pt-BR"/>
         </w:rPr>
-        <w:t>Zoomorfos compreendem a metamorfose como parentesco. Alguns nasceram humanoides e aprenderam a assumir o animal de sua linhagem; outros nasceram animais, despertaram para a consciência e ap</w:t>
-      </w:r>
-      <w:r>
-        <w:rPr>
-          <w:lang w:val="pt-BR"/>
-        </w:rPr>
-        <w:t>renderam a caminhar entre os demais povos. Em qualquer caso, preservam inteligência, memória e identidade.</w:t>
+        <w:t>Zoomorfos compreendem a metamorfose como parentesco. Alguns nasceram humanoides e aprenderam a assumir o animal de sua linhagem; outros nasceram animais, despertaram para a consciência e aprenderam a caminhar entre os demais povos. Em qualquer caso, preservam inteligência, memória e identidade.</w:t>
       </w:r>
     </w:p>
     <w:p>
@@ -1749,13 +1631,7 @@
         <w:rPr>
           <w:lang w:val="pt-BR"/>
         </w:rPr>
-        <w:t xml:space="preserve">Escolha uma referência animal, um dos quatro chassis abaixo e dois Golpes Naturais. A referência permanece fixa, mas a Forma </w:t>
-      </w:r>
-      <w:r>
-        <w:rPr>
-          <w:lang w:val="pt-BR"/>
-        </w:rPr>
-        <w:t>Familiar é uma expressão mágica e genealógica: porte, proporções e traços visuais podem ser idealizados para corresponder ao chassi e explicar os golpes escolhidos.</w:t>
+        <w:t>Escolha uma referência animal, um dos quatro chassis abaixo e dois Golpes Naturais. A referência permanece fixa, mas a Forma Familiar é uma expressão mágica e genealógica: porte, proporções e traços visuais podem ser idealizados para corresponder ao chassi e explicar os golpes escolhidos.</w:t>
       </w:r>
     </w:p>
     <w:tbl>
@@ -2211,13 +2087,7 @@
         <w:rPr>
           <w:lang w:val="pt-BR"/>
         </w:rPr>
-        <w:t xml:space="preserve"> admite somente</w:t>
-      </w:r>
-      <w:r>
-        <w:rPr>
-          <w:lang w:val="pt-BR"/>
-        </w:rPr>
-        <w:t xml:space="preserve"> formas de Porte Médio Comum, Predador Perigoso ou Grande. Formas menores que Médio Comum ou maiores que Grande não estão disponíveis para personagens jogáveis pelo motor racial.</w:t>
+        <w:t xml:space="preserve"> admite somente formas de Porte Médio Comum, Predador Perigoso ou Grande. Formas menores que Médio Comum ou maiores que Grande não estão disponíveis para personagens jogáveis pelo motor racial.</w:t>
       </w:r>
     </w:p>
     <w:p>
@@ -2247,30 +2117,26 @@
         <w:rPr>
           <w:lang w:val="pt-BR"/>
         </w:rPr>
-        <w:t xml:space="preserve">A aparência pode ser real ou fantástica, mas o </w:t>
-      </w:r>
-      <w:r>
-        <w:rPr>
-          <w:lang w:val="pt-BR"/>
-        </w:rPr>
-        <w:t xml:space="preserve">chassi e os Golpes Naturais determinam integralmente as capacidades mecânicas. A espécie escolhida não concede benefícios, sentidos, deslocamentos ou ataques adicionais. Particularidades zoológicas além dessas regras são adaptações opcionais entre jogador </w:t>
-      </w:r>
-      <w:r>
-        <w:rPr>
-          <w:lang w:val="pt-BR"/>
-        </w:rPr>
-        <w:t>e Mestre.</w:t>
+        <w:t>A aparência pode ser real ou fantástica, mas o chassi e os Golpes Naturais determinam integralmente as capacidades mecânicas. A espécie escolhida não concede benefícios, sentidos, deslocamentos ou ataques adicionais. Particularidades zoológicas além dessas regras são adaptações opcionais entre jogador e Mestre.</w:t>
       </w:r>
     </w:p>
     <w:p>
       <w:pPr>
         <w:pStyle w:val="Ttulo2"/>
       </w:pPr>
+      <w:proofErr w:type="spellStart"/>
       <w:r>
         <w:rPr>
           <w:rFonts w:ascii="Georgia" w:hAnsi="Georgia"/>
         </w:rPr>
-        <w:t xml:space="preserve">Criação </w:t>
+        <w:t>Criação</w:t>
+      </w:r>
+      <w:proofErr w:type="spellEnd"/>
+      <w:r>
+        <w:rPr>
+          <w:rFonts w:ascii="Georgia" w:hAnsi="Georgia"/>
+        </w:rPr>
+        <w:t xml:space="preserve"> </w:t>
       </w:r>
       <w:proofErr w:type="spellStart"/>
       <w:r>
@@ -2415,13 +2281,7 @@
         <w:rPr>
           <w:lang w:val="pt-BR"/>
         </w:rPr>
-        <w:t>Não pode usar armas, ferramentas, inventário assimila</w:t>
-      </w:r>
-      <w:r>
-        <w:rPr>
-          <w:lang w:val="pt-BR"/>
-        </w:rPr>
-        <w:t>do ou fala humanoide verbal.</w:t>
+        <w:t>Não pode usar armas, ferramentas, inventário assimilado ou fala humanoide verbal.</w:t>
       </w:r>
     </w:p>
     <w:p>
@@ -2533,13 +2393,7 @@
         <w:rPr>
           <w:lang w:val="pt-BR"/>
         </w:rPr>
-        <w:t>Ficar ferido</w:t>
-      </w:r>
-      <w:r>
-        <w:rPr>
-          <w:lang w:val="pt-BR"/>
-        </w:rPr>
-        <w:t xml:space="preserve"> depois da transformação não exige testes de manutenção: a forma permanece até terminar sua duração ou ser encerrada.</w:t>
+        <w:t>Ficar ferido depois da transformação não exige testes de manutenção: a forma permanece até terminar sua duração ou ser encerrada.</w:t>
       </w:r>
     </w:p>
     <w:p>
@@ -2581,13 +2435,7 @@
         <w:rPr>
           <w:lang w:val="pt-BR"/>
         </w:rPr>
-        <w:t>Enquanto estiver na Forma Animal, receba +3 PM. Em viagem, percorra o dobro da distância no</w:t>
-      </w:r>
-      <w:r>
-        <w:rPr>
-          <w:lang w:val="pt-BR"/>
-        </w:rPr>
-        <w:t xml:space="preserve"> mesmo tempo de marcha; a duração possível de marcha e a necessidade de descanso não são alteradas. Penalidades de Carga são calculadas antes dessa mobilidade.</w:t>
+        <w:t>Enquanto estiver na Forma Animal, receba +3 PM. Em viagem, percorra o dobro da distância no mesmo tempo de marcha; a duração possível de marcha e a necessidade de descanso não são alteradas. Penalidades de Carga são calculadas antes dessa mobilidade.</w:t>
       </w:r>
     </w:p>
     <w:p>
@@ -2630,13 +2478,7 @@
         <w:rPr>
           <w:lang w:val="pt-BR"/>
         </w:rPr>
-        <w:t>Compreenda intenções gerais e interprete melhor</w:t>
-      </w:r>
-      <w:r>
-        <w:rPr>
-          <w:lang w:val="pt-BR"/>
-        </w:rPr>
-        <w:t xml:space="preserve"> o comportamento de animais relacionados à sua linhagem. Isso não constitui conversa verbal, não concede inteligência, não transmite memórias e não obriga o animal a cooperar.</w:t>
+        <w:t>Compreenda intenções gerais e interprete melhor o comportamento de animais relacionados à sua linhagem. Isso não constitui conversa verbal, não concede inteligência, não transmite memórias e não obriga o animal a cooperar.</w:t>
       </w:r>
     </w:p>
     <w:p>
@@ -2665,13 +2507,7 @@
         <w:rPr>
           <w:lang w:val="pt-BR"/>
         </w:rPr>
-        <w:t>Escolha permanentemente dois golpes da lista abaixo. A aparência</w:t>
-      </w:r>
-      <w:r>
-        <w:rPr>
-          <w:lang w:val="pt-BR"/>
-        </w:rPr>
-        <w:t xml:space="preserve"> da Forma Familiar deve possuir uma estrutura corporal capaz de realizá-los. Os golpes não podem ser trocados a cada transformação; alterá-los posteriormente exige progressão, transformação narrativa da linhagem ou permissão específica.</w:t>
+        <w:t>Escolha permanentemente dois golpes da lista abaixo. A aparência da Forma Familiar deve possuir uma estrutura corporal capaz de realizá-los. Os golpes não podem ser trocados a cada transformação; alterá-los posteriormente exige progressão, transformação narrativa da linhagem ou permissão específica.</w:t>
       </w:r>
     </w:p>
     <w:p>
@@ -2699,13 +2535,7 @@
         <w:rPr>
           <w:lang w:val="pt-BR"/>
         </w:rPr>
-        <w:t>Ação Princip</w:t>
-      </w:r>
-      <w:r>
-        <w:rPr>
-          <w:lang w:val="pt-BR"/>
-        </w:rPr>
-        <w:t>al · alcance 1 PM · cabeça</w:t>
+        <w:t>Ação Principal · alcance 1 PM · cabeça</w:t>
       </w:r>
     </w:p>
     <w:p>
@@ -2761,13 +2591,7 @@
         <w:rPr>
           <w:lang w:val="pt-BR"/>
         </w:rPr>
-        <w:t>Realize um ataque baseado em DEX. Em caso de acerto, cause 10 + [STR.mod]</w:t>
-      </w:r>
-      <w:r>
-        <w:rPr>
-          <w:lang w:val="pt-BR"/>
-        </w:rPr>
-        <w:t xml:space="preserve">d4 de dano de Corte. Em uma forma </w:t>
+        <w:t xml:space="preserve">Realize um ataque baseado em DEX. Em caso de acerto, cause 10 + [STR.mod]d4 de dano de Corte. Em uma forma </w:t>
       </w:r>
       <w:proofErr w:type="spellStart"/>
       <w:r>
@@ -2837,13 +2661,7 @@
         <w:rPr>
           <w:lang w:val="pt-BR"/>
         </w:rPr>
-        <w:t>Realize um ataque baseado em DEX. Em caso de acerto, cause</w:t>
-      </w:r>
-      <w:r>
-        <w:rPr>
-          <w:lang w:val="pt-BR"/>
-        </w:rPr>
-        <w:t xml:space="preserve"> 5 + [STR.mod]d4 de dano de Perfuração. Pode ser utilizado no mesmo turno que outro Golpe Natural realizado como Ação Principal.</w:t>
+        <w:t>Realize um ataque baseado em DEX. Em caso de acerto, cause 5 + [STR.mod]d4 de dano de Perfuração. Pode ser utilizado no mesmo turno que outro Golpe Natural realizado como Ação Principal.</w:t>
       </w:r>
     </w:p>
     <w:p>
@@ -2885,13 +2703,7 @@
         <w:rPr>
           <w:lang w:val="pt-BR"/>
         </w:rPr>
-        <w:t>Realize um ataque baseado em DEX com mãos, patas, punhos, braços ou out</w:t>
-      </w:r>
-      <w:r>
-        <w:rPr>
-          <w:lang w:val="pt-BR"/>
-        </w:rPr>
-        <w:t>ra estrutura contundente funcional. Em caso de acerto, cause 10 + [STR.mod]d4 de dano de Impacto.</w:t>
+        <w:t>Realize um ataque baseado em DEX com mãos, patas, punhos, braços ou outra estrutura contundente funcional. Em caso de acerto, cause 10 + [STR.mod]d4 de dano de Impacto.</w:t>
       </w:r>
     </w:p>
     <w:p>
@@ -2926,20 +2738,45 @@
       <w:pPr>
         <w:pStyle w:val="Corpodetexto"/>
         <w:rPr>
-          <w:lang w:val="pt-BR"/>
-        </w:rPr>
-      </w:pPr>
-      <w:r>
-        <w:rPr>
-          <w:lang w:val="pt-BR"/>
-        </w:rPr>
-        <w:t>Realize um ataque baseado em DEX. Em caso de acerto, cause 5 + [STR.mod]d6 d</w:t>
-      </w:r>
-      <w:r>
-        <w:rPr>
-          <w:lang w:val="pt-BR"/>
-        </w:rPr>
-        <w:t>e dano de Impacto. Depois de resolver o ataque, realize um Dash de até 2 PM sem consumir seus PM normais.</w:t>
+          <w:u w:val="single"/>
+          <w:lang w:val="pt-BR"/>
+        </w:rPr>
+      </w:pPr>
+      <w:r>
+        <w:rPr>
+          <w:lang w:val="pt-BR"/>
+        </w:rPr>
+        <w:t xml:space="preserve">Realize um ataque baseado em DEX. Em caso de acerto, cause 5 + [STR.mod]d6 de dano de Impacto. O animal pode girar dentro do próprio espaço para atacar qualquer alvo ao alcance. Quando usado como Ataque de Oportunidade, consome o Ataque de Oportunidade disponível naquela rodada. </w:t>
+      </w:r>
+      <w:bookmarkStart w:id="0" w:name="_GoBack"/>
+      <w:bookmarkEnd w:id="0"/>
+    </w:p>
+    <w:p>
+      <w:pPr>
+        <w:pStyle w:val="RuleTitle"/>
+        <w:rPr>
+          <w:lang w:val="pt-BR"/>
+        </w:rPr>
+      </w:pPr>
+      <w:r>
+        <w:rPr>
+          <w:lang w:val="pt-BR"/>
+        </w:rPr>
+        <w:t>Cabeçada</w:t>
+      </w:r>
+    </w:p>
+    <w:p>
+      <w:pPr>
+        <w:pStyle w:val="RuleMetadata"/>
+        <w:rPr>
+          <w:lang w:val="pt-BR"/>
+        </w:rPr>
+      </w:pPr>
+      <w:r>
+        <w:rPr>
+          <w:lang w:val="pt-BR"/>
+        </w:rPr>
+        <w:t>Ação Principal · Manejo -2 · distância mínima 2 PM · cabeça</w:t>
       </w:r>
     </w:p>
     <w:p>
@@ -2953,41 +2790,7 @@
         <w:rPr>
           <w:lang w:val="pt-BR"/>
         </w:rPr>
-        <w:t>O animal pode girar dentro do próprio espaço para atacar qualquer alvo ao alcance. Quando usado como Ataque de Oportunidade, consome o Ataque de Oport</w:t>
-      </w:r>
-      <w:r>
-        <w:rPr>
-          <w:lang w:val="pt-BR"/>
-        </w:rPr>
-        <w:t>unidade disponível naquela rodada. O Dash segue as regras normais de movimentação e ameaça.</w:t>
-      </w:r>
-    </w:p>
-    <w:p>
-      <w:pPr>
-        <w:pStyle w:val="RuleTitle"/>
-        <w:rPr>
-          <w:lang w:val="pt-BR"/>
-        </w:rPr>
-      </w:pPr>
-      <w:r>
-        <w:rPr>
-          <w:lang w:val="pt-BR"/>
-        </w:rPr>
-        <w:t>Cabeçada</w:t>
-      </w:r>
-    </w:p>
-    <w:p>
-      <w:pPr>
-        <w:pStyle w:val="RuleMetadata"/>
-        <w:rPr>
-          <w:lang w:val="pt-BR"/>
-        </w:rPr>
-      </w:pPr>
-      <w:r>
-        <w:rPr>
-          <w:lang w:val="pt-BR"/>
-        </w:rPr>
-        <w:t>Ação Principal · Manejo -2 · distância mínima 2 PM · cabeça</w:t>
+        <w:t>Desloque-se em linha aproximadamente reta por até 3 PM em direção a um alvo, sem consumir seus PM normais, e realize um ataque baseado em DEX. O caminho precisa estar desimpedido. Em caso de acerto, cause 5 + [STR.mod]d6 de dano de Impacto.</w:t>
       </w:r>
     </w:p>
     <w:p>
@@ -3001,33 +2804,7 @@
         <w:rPr>
           <w:lang w:val="pt-BR"/>
         </w:rPr>
-        <w:t xml:space="preserve">Desloque-se em linha aproximadamente reta por até 3 PM em direção a um alvo, sem consumir seus </w:t>
-      </w:r>
-      <w:r>
-        <w:rPr>
-          <w:lang w:val="pt-BR"/>
-        </w:rPr>
-        <w:t>PM normais, e realize um ataque baseado em DEX. O caminho precisa estar desimpedido. Em caso de acerto, cause 5 + [STR.mod]d6 de dano de Impacto.</w:t>
-      </w:r>
-    </w:p>
-    <w:p>
-      <w:pPr>
-        <w:pStyle w:val="Corpodetexto"/>
-        <w:rPr>
-          <w:lang w:val="pt-BR"/>
-        </w:rPr>
-      </w:pPr>
-      <w:r>
-        <w:rPr>
-          <w:lang w:val="pt-BR"/>
-        </w:rPr>
-        <w:t>O alvo realiza um teste de STR, CD 13. Em caso de falha, é empurrado 1d4 PM diretamente para trás. O deslocame</w:t>
-      </w:r>
-      <w:r>
-        <w:rPr>
-          <w:lang w:val="pt-BR"/>
-        </w:rPr>
-        <w:t>nto da Cabeçada pode provocar Ataques de Oportunidade.</w:t>
+        <w:t>O alvo realiza um teste de STR, CD 13. Em caso de falha, é empurrado 1d4 PM diretamente para trás. O deslocamento da Cabeçada pode provocar Ataques de Oportunidade.</w:t>
       </w:r>
     </w:p>
     <w:p>
@@ -3042,7 +2819,6 @@
           <w:rFonts w:ascii="Georgia" w:hAnsi="Georgia"/>
           <w:lang w:val="pt-BR"/>
         </w:rPr>
-        <w:lastRenderedPageBreak/>
         <w:t>Formas Prontas</w:t>
       </w:r>
     </w:p>
@@ -3106,6 +2882,7 @@
                 <w:color w:val="FFFFFF"/>
                 <w:sz w:val="18"/>
               </w:rPr>
+              <w:lastRenderedPageBreak/>
               <w:t>Forma</w:t>
             </w:r>
           </w:p>
@@ -3521,14 +3298,7 @@
                 <w:sz w:val="18"/>
                 <w:lang w:val="pt-BR"/>
               </w:rPr>
-              <w:t xml:space="preserve">Bicar e </w:t>
-            </w:r>
-            <w:r>
-              <w:rPr>
-                <w:sz w:val="18"/>
-                <w:lang w:val="pt-BR"/>
-              </w:rPr>
-              <w:t xml:space="preserve">Arranhar (Golpe </w:t>
+              <w:t xml:space="preserve">Bicar e Arranhar (Golpe </w:t>
             </w:r>
             <w:proofErr w:type="spellStart"/>
             <w:r>
@@ -3598,13 +3368,7 @@
         <w:rPr>
           <w:lang w:val="pt-BR"/>
         </w:rPr>
-        <w:t xml:space="preserve">-alfa. A Forma Familiar e a Forma de Origem animal devem respeitar o Porte atribuído ao chassi. Uma espécie </w:t>
-      </w:r>
-      <w:r>
-        <w:rPr>
-          <w:lang w:val="pt-BR"/>
-        </w:rPr>
-        <w:t>normalmente menor ou maior pode servir de inspiração apenas quando sua expressão fantástica assume o Porte mecânico permitido.</w:t>
+        <w:t>-alfa. A Forma Familiar e a Forma de Origem animal devem respeitar o Porte atribuído ao chassi. Uma espécie normalmente menor ou maior pode servir de inspiração apenas quando sua expressão fantástica assume o Porte mecânico permitido.</w:t>
       </w:r>
     </w:p>
     <w:p>
@@ -3618,13 +3382,7 @@
         <w:rPr>
           <w:lang w:val="pt-BR"/>
         </w:rPr>
-        <w:t>Formas Pequenas, Minúsculas, Enormes, Monstruosas ou Colossais não integram o motor racial. Formas aquáticas, serpentinas, blinda</w:t>
-      </w:r>
-      <w:r>
-        <w:rPr>
-          <w:lang w:val="pt-BR"/>
-        </w:rPr>
-        <w:t xml:space="preserve">das ou dependentes de veneno, constrição e outras anatomias excepcionais também exigem regras próprias. Essas linhagens podem existir em </w:t>
+        <w:t xml:space="preserve">Formas Pequenas, Minúsculas, Enormes, Monstruosas ou Colossais não integram o motor racial. Formas aquáticas, serpentinas, blindadas ou dependentes de veneno, constrição e outras anatomias excepcionais também exigem regras próprias. Essas linhagens podem existir em </w:t>
       </w:r>
       <w:proofErr w:type="spellStart"/>
       <w:r>
@@ -3638,13 +3396,7 @@
         <w:rPr>
           <w:lang w:val="pt-BR"/>
         </w:rPr>
-        <w:t>, mas adaptações substituem escolhas existentes e nunca acrescentam benefícios gratuitamente. Formas Pequenas e</w:t>
-      </w:r>
-      <w:r>
-        <w:rPr>
-          <w:lang w:val="pt-BR"/>
-        </w:rPr>
-        <w:t xml:space="preserve"> Minúsculas serão tratadas prioritariamente pelo Druida da Terra.</w:t>
+        <w:t>, mas adaptações substituem escolhas existentes e nunca acrescentam benefícios gratuitamente. Formas Pequenas e Minúsculas serão tratadas prioritariamente pelo Druida da Terra.</w:t>
       </w:r>
     </w:p>
     <w:p>
@@ -3673,13 +3425,7 @@
         <w:rPr>
           <w:lang w:val="pt-BR"/>
         </w:rPr>
-        <w:t>A Defesa Natural substitui a proteção física do equipamento assimilado. Ela não possui Integridade nem Resistência Estrutural, não pode ficar Avariada ou Quebrada e não intera</w:t>
-      </w:r>
-      <w:r>
-        <w:rPr>
-          <w:lang w:val="pt-BR"/>
-        </w:rPr>
-        <w:t>ge com Quebra-Armadura. Ferimentos afetam diretamente o corpo.</w:t>
+        <w:t>A Defesa Natural substitui a proteção física do equipamento assimilado. Ela não possui Integridade nem Resistência Estrutural, não pode ficar Avariada ou Quebrada e não interage com Quebra-Armadura. Ferimentos afetam diretamente o corpo.</w:t>
       </w:r>
     </w:p>
     <w:p>
@@ -3708,13 +3454,7 @@
         <w:rPr>
           <w:lang w:val="pt-BR"/>
         </w:rPr>
-        <w:t xml:space="preserve">Uma armadura pode ser construída para uma espécie, porte e chassi específicos. Na forma compatível, sua Defesa substitui a Defesa Natural nas regiões cobertas; os valores não </w:t>
-      </w:r>
-      <w:r>
-        <w:rPr>
-          <w:lang w:val="pt-BR"/>
-        </w:rPr>
-        <w:t xml:space="preserve">se somam. A armadura fornece sua Resistência Estrutural, possui Integridade e pode ser danificada normalmente. Regiões descobertas e regiões cuja armadura </w:t>
+        <w:t xml:space="preserve">Uma armadura pode ser construída para uma espécie, porte e chassi específicos. Na forma compatível, sua Defesa substitui a Defesa Natural nas regiões cobertas; os valores não se somam. A armadura fornece sua Resistência Estrutural, possui Integridade e pode ser danificada normalmente. Regiões descobertas e regiões cuja armadura </w:t>
       </w:r>
       <w:proofErr w:type="gramStart"/>
       <w:r>
@@ -3742,13 +3482,7 @@
         <w:rPr>
           <w:lang w:val="pt-BR"/>
         </w:rPr>
-        <w:t>Escudos continuam indisponíveis na Forma Animal porque dependem d</w:t>
-      </w:r>
-      <w:r>
-        <w:rPr>
-          <w:lang w:val="pt-BR"/>
-        </w:rPr>
-        <w:t>e manipulação e postura ativa.</w:t>
+        <w:t>Escudos continuam indisponíveis na Forma Animal porque dependem de manipulação e postura ativa.</w:t>
       </w:r>
     </w:p>
     <w:p>
@@ -3814,13 +3548,7 @@
         <w:rPr>
           <w:lang w:val="pt-BR"/>
         </w:rPr>
-        <w:t>, em sustento</w:t>
-      </w:r>
-      <w:r>
-        <w:rPr>
-          <w:lang w:val="pt-BR"/>
-        </w:rPr>
-        <w:t>. Seus Golpes Naturais determinam como essa estrutura corporal participa do combate.</w:t>
+        <w:t>, em sustento. Seus Golpes Naturais determinam como essa estrutura corporal participa do combate.</w:t>
       </w:r>
     </w:p>
     <w:p>
@@ -3864,17 +3592,87 @@
         <w:rPr>
           <w:lang w:val="pt-BR"/>
         </w:rPr>
+        <w:t xml:space="preserve">Vitalidade do </w:t>
+      </w:r>
+      <w:proofErr w:type="spellStart"/>
+      <w:r>
+        <w:rPr>
+          <w:lang w:val="pt-BR"/>
+        </w:rPr>
+        <w:t>Pastador</w:t>
+      </w:r>
+      <w:proofErr w:type="spellEnd"/>
+    </w:p>
+    <w:p>
+      <w:pPr>
+        <w:pStyle w:val="RuleMetadata"/>
+        <w:rPr>
+          <w:lang w:val="pt-BR"/>
+        </w:rPr>
+      </w:pPr>
+      <w:r>
+        <w:rPr>
+          <w:lang w:val="pt-BR"/>
+        </w:rPr>
+        <w:t>Passiva</w:t>
+      </w:r>
+    </w:p>
+    <w:p>
+      <w:pPr>
+        <w:pStyle w:val="Corpodetexto"/>
+        <w:rPr>
+          <w:lang w:val="pt-BR"/>
+        </w:rPr>
+      </w:pPr>
+      <w:r>
+        <w:rPr>
+          <w:lang w:val="pt-BR"/>
+        </w:rPr>
+        <w:t xml:space="preserve">Receba 30 + </w:t>
+      </w:r>
+      <w:proofErr w:type="gramStart"/>
+      <w:r>
+        <w:rPr>
+          <w:lang w:val="pt-BR"/>
+        </w:rPr>
+        <w:t>piso(</w:t>
+      </w:r>
+      <w:proofErr w:type="gramEnd"/>
+      <w:r>
+        <w:rPr>
+          <w:lang w:val="pt-BR"/>
+        </w:rPr>
+        <w:t xml:space="preserve">Nível / 2) PV máximos adicionais. Ao mudar de forma, preserve a proporção dos PV atuais. Transformações repetidas sem </w:t>
+      </w:r>
+      <w:proofErr w:type="spellStart"/>
+      <w:r>
+        <w:rPr>
+          <w:lang w:val="pt-BR"/>
+        </w:rPr>
+        <w:t>dano</w:t>
+      </w:r>
+      <w:proofErr w:type="spellEnd"/>
+      <w:r>
+        <w:rPr>
+          <w:lang w:val="pt-BR"/>
+        </w:rPr>
+        <w:t xml:space="preserve"> ou cura não podem gerar nem remover PV por arredondamento.</w:t>
+      </w:r>
+    </w:p>
+    <w:p>
+      <w:pPr>
+        <w:pStyle w:val="RuleTitle"/>
+        <w:rPr>
+          <w:lang w:val="pt-BR"/>
+        </w:rPr>
+      </w:pPr>
+      <w:r>
+        <w:rPr>
+          <w:lang w:val="pt-BR"/>
+        </w:rPr>
         <w:lastRenderedPageBreak/>
-        <w:t xml:space="preserve">Vitalidade do </w:t>
-      </w:r>
-      <w:proofErr w:type="spellStart"/>
-      <w:r>
-        <w:rPr>
-          <w:lang w:val="pt-BR"/>
-        </w:rPr>
-        <w:t>Pastador</w:t>
-      </w:r>
-      <w:proofErr w:type="spellEnd"/>
+        <w:t>Pastar</w:t>
+      </w:r>
     </w:p>
     <w:p>
       <w:pPr>
@@ -3887,7 +3685,7 @@
         <w:rPr>
           <w:lang w:val="pt-BR"/>
         </w:rPr>
-        <w:t>Passiva</w:t>
+        <w:t>1 hora · pastagem abundante</w:t>
       </w:r>
     </w:p>
     <w:p>
@@ -3901,69 +3699,7 @@
         <w:rPr>
           <w:lang w:val="pt-BR"/>
         </w:rPr>
-        <w:t xml:space="preserve">Receba 30 + </w:t>
-      </w:r>
-      <w:proofErr w:type="gramStart"/>
-      <w:r>
-        <w:rPr>
-          <w:lang w:val="pt-BR"/>
-        </w:rPr>
-        <w:t>piso(</w:t>
-      </w:r>
-      <w:proofErr w:type="gramEnd"/>
-      <w:r>
-        <w:rPr>
-          <w:lang w:val="pt-BR"/>
-        </w:rPr>
-        <w:t>Nível / 2) PV máximos adicio</w:t>
-      </w:r>
-      <w:r>
-        <w:rPr>
-          <w:lang w:val="pt-BR"/>
-        </w:rPr>
-        <w:t xml:space="preserve">nais. Ao mudar de forma, preserve a proporção dos PV atuais. Transformações repetidas sem </w:t>
-      </w:r>
-      <w:proofErr w:type="spellStart"/>
-      <w:r>
-        <w:rPr>
-          <w:lang w:val="pt-BR"/>
-        </w:rPr>
-        <w:t>dano</w:t>
-      </w:r>
-      <w:proofErr w:type="spellEnd"/>
-      <w:r>
-        <w:rPr>
-          <w:lang w:val="pt-BR"/>
-        </w:rPr>
-        <w:t xml:space="preserve"> ou cura não podem gerar nem remover PV por arredondamento.</w:t>
-      </w:r>
-    </w:p>
-    <w:p>
-      <w:pPr>
-        <w:pStyle w:val="RuleTitle"/>
-        <w:rPr>
-          <w:lang w:val="pt-BR"/>
-        </w:rPr>
-      </w:pPr>
-      <w:r>
-        <w:rPr>
-          <w:lang w:val="pt-BR"/>
-        </w:rPr>
-        <w:t>Pastar</w:t>
-      </w:r>
-    </w:p>
-    <w:p>
-      <w:pPr>
-        <w:pStyle w:val="RuleMetadata"/>
-        <w:rPr>
-          <w:lang w:val="pt-BR"/>
-        </w:rPr>
-      </w:pPr>
-      <w:r>
-        <w:rPr>
-          <w:lang w:val="pt-BR"/>
-        </w:rPr>
-        <w:t>1 hora · pastagem abundante</w:t>
+        <w:t>Passe 1 hora alimentando-se de grama, pastagem ou forragem rasteira abundante para remover 1 ponto de Fome. Folhas selecionadas, frutos, cultivos, bambu específico e alimentos que normalmente exigiriam coleta não contam como pastagem. O benefício pode ser recebido somente uma vez a cada 8 horas de marcha. A Fome é compartilhada entre as formas.</w:t>
       </w:r>
     </w:p>
     <w:p>
@@ -3977,19 +3713,22 @@
         <w:rPr>
           <w:lang w:val="pt-BR"/>
         </w:rPr>
-        <w:t>Passe 1 hora alimentando-se de grama, pastagem ou forragem rasteira</w:t>
-      </w:r>
-      <w:r>
-        <w:rPr>
-          <w:lang w:val="pt-BR"/>
-        </w:rPr>
-        <w:t xml:space="preserve"> abundante para remover 1 ponto de Fome. Folhas selecionadas, frutos, cultivos, bambu específico e alimentos que normalmente exigiriam coleta não contam como pastagem. O benefício pode ser recebido somente uma vez a cada 8 horas de marcha. A Fome é compart</w:t>
-      </w:r>
-      <w:r>
-        <w:rPr>
-          <w:lang w:val="pt-BR"/>
-        </w:rPr>
-        <w:t>ilhada entre as formas.</w:t>
+        <w:t>Escolha dois Golpes Naturais. O chassi não impõe Cabeçada, Coice ou qualquer combinação específica.</w:t>
+      </w:r>
+    </w:p>
+    <w:p>
+      <w:pPr>
+        <w:pStyle w:val="Ttulo2"/>
+        <w:rPr>
+          <w:lang w:val="pt-BR"/>
+        </w:rPr>
+      </w:pPr>
+      <w:r>
+        <w:rPr>
+          <w:rFonts w:ascii="Georgia" w:hAnsi="Georgia"/>
+          <w:lang w:val="pt-BR"/>
+        </w:rPr>
+        <w:t>Carga e Viagem</w:t>
       </w:r>
     </w:p>
     <w:p>
@@ -4003,12 +3742,12 @@
         <w:rPr>
           <w:lang w:val="pt-BR"/>
         </w:rPr>
-        <w:t>Escolha dois Golpes Naturais. O chassi não impõe Cabeçada, Coice ou qualquer combinação específica.</w:t>
-      </w:r>
-    </w:p>
-    <w:p>
-      <w:pPr>
-        <w:pStyle w:val="Ttulo2"/>
+        <w:t>O bônus de STR aumenta a capacidade de carga da forma e pode reduzir sua categoria de sobrecarga. A carga não desaparece: continua assimilada e inacessível. Ao retornar à Forma de Origem, recalcule imediatamente a capacidade e as penalidades.</w:t>
+      </w:r>
+    </w:p>
+    <w:p>
+      <w:pPr>
+        <w:pStyle w:val="Ttulo1"/>
         <w:rPr>
           <w:lang w:val="pt-BR"/>
         </w:rPr>
@@ -4018,7 +3757,7 @@
           <w:rFonts w:ascii="Georgia" w:hAnsi="Georgia"/>
           <w:lang w:val="pt-BR"/>
         </w:rPr>
-        <w:t>Carga e Viagem</w:t>
+        <w:t>Fera Ágil</w:t>
       </w:r>
     </w:p>
     <w:p>
@@ -4032,48 +3771,7 @@
         <w:rPr>
           <w:lang w:val="pt-BR"/>
         </w:rPr>
-        <w:t>O bônus de STR aumenta a capacidade de carga da forma e pode reduzir sua categoria de sobrecarga. A carga não desapar</w:t>
-      </w:r>
-      <w:r>
-        <w:rPr>
-          <w:lang w:val="pt-BR"/>
-        </w:rPr>
-        <w:t>ece: continua assimilada e inacessível. Ao retornar à Forma de Origem, recalcule imediatamente a capacidade e as penalidades.</w:t>
-      </w:r>
-    </w:p>
-    <w:p>
-      <w:pPr>
-        <w:pStyle w:val="Ttulo1"/>
-        <w:rPr>
-          <w:lang w:val="pt-BR"/>
-        </w:rPr>
-      </w:pPr>
-      <w:r>
-        <w:rPr>
-          <w:rFonts w:ascii="Georgia" w:hAnsi="Georgia"/>
-          <w:lang w:val="pt-BR"/>
-        </w:rPr>
-        <w:t>Fera Ágil</w:t>
-      </w:r>
-    </w:p>
-    <w:p>
-      <w:pPr>
-        <w:pStyle w:val="Corpodetexto"/>
-        <w:rPr>
-          <w:lang w:val="pt-BR"/>
-        </w:rPr>
-      </w:pPr>
-      <w:r>
-        <w:rPr>
-          <w:lang w:val="pt-BR"/>
-        </w:rPr>
-        <w:t>Feras Ágeis privilegiam perseguição, precisão sensorial e agilidade. O nome descreve uma postura corporal e uma função d</w:t>
-      </w:r>
-      <w:r>
-        <w:rPr>
-          <w:lang w:val="pt-BR"/>
-        </w:rPr>
-        <w:t xml:space="preserve">e combate, não uma taxonomia literal. Sua ofensiva é versátil, mas sua proteção permanece inferior à dos Grandes </w:t>
+        <w:t xml:space="preserve">Feras Ágeis privilegiam perseguição, precisão sensorial e agilidade. O nome descreve uma postura corporal e uma função de combate, não uma taxonomia literal. Sua ofensiva é versátil, mas sua proteção permanece inferior à dos Grandes </w:t>
       </w:r>
       <w:proofErr w:type="spellStart"/>
       <w:r>
@@ -4159,13 +3857,7 @@
         <w:rPr>
           <w:lang w:val="pt-BR"/>
         </w:rPr>
-        <w:t xml:space="preserve">Receba +1 </w:t>
-      </w:r>
-      <w:r>
-        <w:rPr>
-          <w:lang w:val="pt-BR"/>
-        </w:rPr>
-        <w:t>em testes de Investigação nos quais os sentidos característicos da espécie possam contribuir. O bônus depende do contexto: faro, audição, visão à distância ou outro sentido apropriado.</w:t>
+        <w:t>Receba +1 em testes de Investigação nos quais os sentidos característicos da espécie possam contribuir. O bônus depende do contexto: faro, audição, visão à distância ou outro sentido apropriado.</w:t>
       </w:r>
     </w:p>
     <w:p>
@@ -4207,13 +3899,7 @@
         <w:rPr>
           <w:lang w:val="pt-BR"/>
         </w:rPr>
-        <w:t xml:space="preserve">Enquanto estiver perceptível na Forma Animal, </w:t>
-      </w:r>
-      <w:r>
-        <w:rPr>
-          <w:lang w:val="pt-BR"/>
-        </w:rPr>
-        <w:t>receba +1 em testes de CHA. Uma criatura pode percebê-lo pela visão, audição ou outro sentido relevante.</w:t>
+        <w:t>Enquanto estiver perceptível na Forma Animal, receba +1 em testes de CHA. Uma criatura pode percebê-lo pela visão, audição ou outro sentido relevante.</w:t>
       </w:r>
     </w:p>
     <w:p>
@@ -4256,13 +3942,7 @@
         <w:rPr>
           <w:lang w:val="pt-BR"/>
         </w:rPr>
-        <w:t>Feras Poderosas abrem mão da agilidade adicional para atingir força, vitalidade e presença física superiore</w:t>
-      </w:r>
-      <w:r>
-        <w:rPr>
-          <w:lang w:val="pt-BR"/>
-        </w:rPr>
-        <w:t>s. Ursos, grandes felinos, gorilas e outras criaturas reais ou fantásticas podem sustentar esse chassi.</w:t>
+        <w:t>Feras Poderosas abrem mão da agilidade adicional para atingir força, vitalidade e presença física superiores. Ursos, grandes felinos, gorilas e outras criaturas reais ou fantásticas podem sustentar esse chassi.</w:t>
       </w:r>
     </w:p>
     <w:p>
@@ -4306,8 +3986,106 @@
         <w:rPr>
           <w:lang w:val="pt-BR"/>
         </w:rPr>
+        <w:t>Vitalidade Feral</w:t>
+      </w:r>
+    </w:p>
+    <w:p>
+      <w:pPr>
+        <w:pStyle w:val="RuleMetadata"/>
+        <w:rPr>
+          <w:lang w:val="pt-BR"/>
+        </w:rPr>
+      </w:pPr>
+      <w:r>
+        <w:rPr>
+          <w:lang w:val="pt-BR"/>
+        </w:rPr>
+        <w:t>Passiva</w:t>
+      </w:r>
+    </w:p>
+    <w:p>
+      <w:pPr>
+        <w:pStyle w:val="Corpodetexto"/>
+        <w:rPr>
+          <w:lang w:val="pt-BR"/>
+        </w:rPr>
+      </w:pPr>
+      <w:r>
+        <w:rPr>
+          <w:lang w:val="pt-BR"/>
+        </w:rPr>
+        <w:t xml:space="preserve">Receba 15 + </w:t>
+      </w:r>
+      <w:proofErr w:type="gramStart"/>
+      <w:r>
+        <w:rPr>
+          <w:lang w:val="pt-BR"/>
+        </w:rPr>
+        <w:t>piso(</w:t>
+      </w:r>
+      <w:proofErr w:type="gramEnd"/>
+      <w:r>
+        <w:rPr>
+          <w:lang w:val="pt-BR"/>
+        </w:rPr>
+        <w:t xml:space="preserve">Nível / 2) PV máximos adicionais. Ao mudar de forma, preserve a proporção dos PV atuais. Transformações repetidas sem </w:t>
+      </w:r>
+      <w:proofErr w:type="spellStart"/>
+      <w:r>
+        <w:rPr>
+          <w:lang w:val="pt-BR"/>
+        </w:rPr>
+        <w:t>dano</w:t>
+      </w:r>
+      <w:proofErr w:type="spellEnd"/>
+      <w:r>
+        <w:rPr>
+          <w:lang w:val="pt-BR"/>
+        </w:rPr>
+        <w:t xml:space="preserve"> ou cura não podem gerar nem remover PV por arredondamento.</w:t>
+      </w:r>
+    </w:p>
+    <w:p>
+      <w:pPr>
+        <w:pStyle w:val="Corpodetexto"/>
+        <w:rPr>
+          <w:lang w:val="pt-BR"/>
+        </w:rPr>
+      </w:pPr>
+      <w:r>
+        <w:rPr>
+          <w:lang w:val="pt-BR"/>
+        </w:rPr>
         <w:lastRenderedPageBreak/>
-        <w:t>Vitalidade Feral</w:t>
+        <w:t>Recebe Sentidos Aguçados, Presença Feral e Estrondo Intimidador nas mesmas condições da Fera Ágil. Escolha dois Golpes Naturais.</w:t>
+      </w:r>
+    </w:p>
+    <w:p>
+      <w:pPr>
+        <w:pStyle w:val="Corpodetexto"/>
+        <w:rPr>
+          <w:lang w:val="pt-BR"/>
+        </w:rPr>
+      </w:pPr>
+      <w:r>
+        <w:rPr>
+          <w:lang w:val="pt-BR"/>
+        </w:rPr>
+        <w:t>Feras Ágeis e Poderosas possuem as capacidades abaixo.</w:t>
+      </w:r>
+    </w:p>
+    <w:p>
+      <w:pPr>
+        <w:pStyle w:val="RuleTitle"/>
+        <w:rPr>
+          <w:lang w:val="pt-BR"/>
+        </w:rPr>
+      </w:pPr>
+      <w:r>
+        <w:rPr>
+          <w:lang w:val="pt-BR"/>
+        </w:rPr>
+        <w:t>Estrondo Intimidador</w:t>
       </w:r>
     </w:p>
     <w:p>
@@ -4321,7 +4099,7 @@
         <w:rPr>
           <w:lang w:val="pt-BR"/>
         </w:rPr>
-        <w:t>Passiva</w:t>
+        <w:t>Ação Principal · área de 10 PM</w:t>
       </w:r>
     </w:p>
     <w:p>
@@ -4335,41 +4113,85 @@
         <w:rPr>
           <w:lang w:val="pt-BR"/>
         </w:rPr>
-        <w:t xml:space="preserve">Receba 15 + </w:t>
-      </w:r>
+        <w:t xml:space="preserve">A fera ruge, rosna ou emite uma vocalização ameaçadora. Inimigos dentro da área capazes de percebê-la testam CHA contra CHA + Intimidação do </w:t>
+      </w:r>
+      <w:proofErr w:type="spellStart"/>
+      <w:r>
+        <w:rPr>
+          <w:lang w:val="pt-BR"/>
+        </w:rPr>
+        <w:t>Thareth</w:t>
+      </w:r>
+      <w:proofErr w:type="spellEnd"/>
+      <w:r>
+        <w:rPr>
+          <w:lang w:val="pt-BR"/>
+        </w:rPr>
+        <w:t>. Imunidades específicas ao temor podem ignorar o efeito.</w:t>
+      </w:r>
+    </w:p>
+    <w:p>
+      <w:pPr>
+        <w:pStyle w:val="Corpodetexto"/>
+        <w:rPr>
+          <w:lang w:val="pt-BR"/>
+        </w:rPr>
+      </w:pPr>
+      <w:r>
+        <w:rPr>
+          <w:lang w:val="pt-BR"/>
+        </w:rPr>
+        <w:t>Em caso de falha, o alvo foge: no início do próximo turno, deve gastar pelo menos 3 PM deslocando-se para longe da fera pela rota segura mais direta. Depois disso, pode agir normalmente. Fugir não aplica o estado Medo.</w:t>
+      </w:r>
+    </w:p>
+    <w:p>
+      <w:pPr>
+        <w:pStyle w:val="RuleTitle"/>
+        <w:rPr>
+          <w:lang w:val="pt-BR"/>
+        </w:rPr>
+      </w:pPr>
+      <w:r>
+        <w:rPr>
+          <w:lang w:val="pt-BR"/>
+        </w:rPr>
+        <w:t>Alimentação Predatória</w:t>
+      </w:r>
+    </w:p>
+    <w:p>
+      <w:pPr>
+        <w:pStyle w:val="RuleMetadata"/>
+        <w:rPr>
+          <w:lang w:val="pt-BR"/>
+        </w:rPr>
+      </w:pPr>
+      <w:r>
+        <w:rPr>
+          <w:lang w:val="pt-BR"/>
+        </w:rPr>
+        <w:t>Passiva · 1 tentativa por combate</w:t>
+      </w:r>
+    </w:p>
+    <w:p>
+      <w:pPr>
+        <w:pStyle w:val="Corpodetexto"/>
+        <w:rPr>
+          <w:lang w:val="pt-BR"/>
+        </w:rPr>
+      </w:pPr>
       <w:proofErr w:type="gramStart"/>
       <w:r>
         <w:rPr>
           <w:lang w:val="pt-BR"/>
         </w:rPr>
-        <w:t>piso(</w:t>
+        <w:t>Quando Morder</w:t>
       </w:r>
       <w:proofErr w:type="gramEnd"/>
       <w:r>
         <w:rPr>
           <w:lang w:val="pt-BR"/>
         </w:rPr>
-        <w:t>Nível / 2) PV máximos adicionai</w:t>
-      </w:r>
-      <w:r>
-        <w:rPr>
-          <w:lang w:val="pt-BR"/>
-        </w:rPr>
-        <w:t xml:space="preserve">s. Ao mudar de forma, preserve a proporção dos PV atuais. Transformações repetidas sem </w:t>
-      </w:r>
-      <w:proofErr w:type="spellStart"/>
-      <w:r>
-        <w:rPr>
-          <w:lang w:val="pt-BR"/>
-        </w:rPr>
-        <w:t>dano</w:t>
-      </w:r>
-      <w:proofErr w:type="spellEnd"/>
-      <w:r>
-        <w:rPr>
-          <w:lang w:val="pt-BR"/>
-        </w:rPr>
-        <w:t xml:space="preserve"> ou cura não podem gerar nem remover PV por arredondamento.</w:t>
+        <w:t xml:space="preserve"> causar um Ferimento Debilitante numa criatura viva, corpórea e apropriada para alimentação, realize um teste de CON, CD 16. Em caso de sucesso, remova 1 ponto de Fome.</w:t>
       </w:r>
     </w:p>
     <w:p>
@@ -4383,13 +4205,7 @@
         <w:rPr>
           <w:lang w:val="pt-BR"/>
         </w:rPr>
-        <w:t>Recebe Sentidos Aguçados, Presença Feral e Estrondo Intimidador nas mesmas condições da Fera Ágil. Escolh</w:t>
-      </w:r>
-      <w:r>
-        <w:rPr>
-          <w:lang w:val="pt-BR"/>
-        </w:rPr>
-        <w:t>a dois Golpes Naturais.</w:t>
+        <w:t>Você não pode remover mais de 1 ponto de Fome dessa maneira entre Descansos Longos. Criaturas incorpóreas, artificiais ou biologicamente incompatíveis não servem como alimento. Carne contaminada ainda pode permitir o teste, mas doenças, toxinas e outras propriedades da criatura continuam aplicáveis.</w:t>
       </w:r>
     </w:p>
     <w:p>
@@ -4403,35 +4219,22 @@
         <w:rPr>
           <w:lang w:val="pt-BR"/>
         </w:rPr>
-        <w:t>Feras Ágeis e Poderosas possuem as capacidades abaixo.</w:t>
-      </w:r>
-    </w:p>
-    <w:p>
-      <w:pPr>
-        <w:pStyle w:val="RuleTitle"/>
-        <w:rPr>
-          <w:lang w:val="pt-BR"/>
-        </w:rPr>
-      </w:pPr>
-      <w:r>
-        <w:rPr>
-          <w:lang w:val="pt-BR"/>
-        </w:rPr>
-        <w:t>Estrondo Intimidador</w:t>
-      </w:r>
-    </w:p>
-    <w:p>
-      <w:pPr>
-        <w:pStyle w:val="RuleMetadata"/>
-        <w:rPr>
-          <w:lang w:val="pt-BR"/>
-        </w:rPr>
-      </w:pPr>
-      <w:r>
-        <w:rPr>
-          <w:lang w:val="pt-BR"/>
-        </w:rPr>
-        <w:t>Ação Principal · área de 10 PM</w:t>
+        <w:t>Morder permanece um Golpe Natural do catálogo comum. Escolhê-lo em outro chassi não concede Alimentação Predatória.</w:t>
+      </w:r>
+    </w:p>
+    <w:p>
+      <w:pPr>
+        <w:pStyle w:val="Ttulo1"/>
+        <w:rPr>
+          <w:lang w:val="pt-BR"/>
+        </w:rPr>
+      </w:pPr>
+      <w:r>
+        <w:rPr>
+          <w:rFonts w:ascii="Georgia" w:hAnsi="Georgia"/>
+          <w:lang w:val="pt-BR"/>
+        </w:rPr>
+        <w:t>Voador Médio</w:t>
       </w:r>
     </w:p>
     <w:p>
@@ -4445,172 +4248,7 @@
         <w:rPr>
           <w:lang w:val="pt-BR"/>
         </w:rPr>
-        <w:t>A fera ruge, rosna ou emite uma vocalização ameaçadora. Inimigos dentro da área capazes de percebê-la testam CHA contra CHA +</w:t>
-      </w:r>
-      <w:r>
-        <w:rPr>
-          <w:lang w:val="pt-BR"/>
-        </w:rPr>
-        <w:t xml:space="preserve"> Intimidação do </w:t>
-      </w:r>
-      <w:proofErr w:type="spellStart"/>
-      <w:r>
-        <w:rPr>
-          <w:lang w:val="pt-BR"/>
-        </w:rPr>
-        <w:t>Thareth</w:t>
-      </w:r>
-      <w:proofErr w:type="spellEnd"/>
-      <w:r>
-        <w:rPr>
-          <w:lang w:val="pt-BR"/>
-        </w:rPr>
-        <w:t>. Imunidades específicas ao temor podem ignorar o efeito.</w:t>
-      </w:r>
-    </w:p>
-    <w:p>
-      <w:pPr>
-        <w:pStyle w:val="Corpodetexto"/>
-        <w:rPr>
-          <w:lang w:val="pt-BR"/>
-        </w:rPr>
-      </w:pPr>
-      <w:r>
-        <w:rPr>
-          <w:lang w:val="pt-BR"/>
-        </w:rPr>
-        <w:t>Em caso de falha, o alvo foge: no início do próximo turno, deve gastar pelo menos 3 PM deslocando-se para longe da fera pela rota segura mais direta. Depois disso, pode agir n</w:t>
-      </w:r>
-      <w:r>
-        <w:rPr>
-          <w:lang w:val="pt-BR"/>
-        </w:rPr>
-        <w:t>ormalmente. Fugir não aplica o estado Medo.</w:t>
-      </w:r>
-    </w:p>
-    <w:p>
-      <w:pPr>
-        <w:pStyle w:val="RuleTitle"/>
-        <w:rPr>
-          <w:lang w:val="pt-BR"/>
-        </w:rPr>
-      </w:pPr>
-      <w:r>
-        <w:rPr>
-          <w:lang w:val="pt-BR"/>
-        </w:rPr>
-        <w:t>Alimentação Predatória</w:t>
-      </w:r>
-    </w:p>
-    <w:p>
-      <w:pPr>
-        <w:pStyle w:val="RuleMetadata"/>
-        <w:rPr>
-          <w:lang w:val="pt-BR"/>
-        </w:rPr>
-      </w:pPr>
-      <w:r>
-        <w:rPr>
-          <w:lang w:val="pt-BR"/>
-        </w:rPr>
-        <w:t>Passiva · 1 tentativa por combate</w:t>
-      </w:r>
-    </w:p>
-    <w:p>
-      <w:pPr>
-        <w:pStyle w:val="Corpodetexto"/>
-        <w:rPr>
-          <w:lang w:val="pt-BR"/>
-        </w:rPr>
-      </w:pPr>
-      <w:proofErr w:type="gramStart"/>
-      <w:r>
-        <w:rPr>
-          <w:lang w:val="pt-BR"/>
-        </w:rPr>
-        <w:t>Quando Morder</w:t>
-      </w:r>
-      <w:proofErr w:type="gramEnd"/>
-      <w:r>
-        <w:rPr>
-          <w:lang w:val="pt-BR"/>
-        </w:rPr>
-        <w:t xml:space="preserve"> causar um Ferimento Debilitante numa criatura viva, corpórea e apropriada para alimentação, realize um teste de CON, CD 16. Em caso de sucess</w:t>
-      </w:r>
-      <w:r>
-        <w:rPr>
-          <w:lang w:val="pt-BR"/>
-        </w:rPr>
-        <w:t>o, remova 1 ponto de Fome.</w:t>
-      </w:r>
-    </w:p>
-    <w:p>
-      <w:pPr>
-        <w:pStyle w:val="Corpodetexto"/>
-        <w:rPr>
-          <w:lang w:val="pt-BR"/>
-        </w:rPr>
-      </w:pPr>
-      <w:r>
-        <w:rPr>
-          <w:lang w:val="pt-BR"/>
-        </w:rPr>
-        <w:t>Você não pode remover mais de 1 ponto de Fome dessa maneira entre Descansos Longos. Criaturas incorpóreas, artificiais ou biologicamente incompatíveis não servem como alimento. Carne contaminada ainda pode permitir o teste, mas d</w:t>
-      </w:r>
-      <w:r>
-        <w:rPr>
-          <w:lang w:val="pt-BR"/>
-        </w:rPr>
-        <w:t>oenças, toxinas e outras propriedades da criatura continuam aplicáveis.</w:t>
-      </w:r>
-    </w:p>
-    <w:p>
-      <w:pPr>
-        <w:pStyle w:val="Corpodetexto"/>
-        <w:rPr>
-          <w:lang w:val="pt-BR"/>
-        </w:rPr>
-      </w:pPr>
-      <w:r>
-        <w:rPr>
-          <w:lang w:val="pt-BR"/>
-        </w:rPr>
-        <w:t>Morder permanece um Golpe Natural do catálogo comum. Escolhê-lo em outro chassi não concede Alimentação Predatória.</w:t>
-      </w:r>
-    </w:p>
-    <w:p>
-      <w:pPr>
-        <w:pStyle w:val="Ttulo1"/>
-        <w:rPr>
-          <w:lang w:val="pt-BR"/>
-        </w:rPr>
-      </w:pPr>
-      <w:r>
-        <w:rPr>
-          <w:rFonts w:ascii="Georgia" w:hAnsi="Georgia"/>
-          <w:lang w:val="pt-BR"/>
-        </w:rPr>
-        <w:t>Voador Médio</w:t>
-      </w:r>
-    </w:p>
-    <w:p>
-      <w:pPr>
-        <w:pStyle w:val="Corpodetexto"/>
-        <w:rPr>
-          <w:lang w:val="pt-BR"/>
-        </w:rPr>
-      </w:pPr>
-      <w:r>
-        <w:rPr>
-          <w:lang w:val="pt-BR"/>
-        </w:rPr>
-        <w:t>Voadores Médios são formas de reconhecimento, travessia</w:t>
-      </w:r>
-      <w:r>
-        <w:rPr>
-          <w:lang w:val="pt-BR"/>
-        </w:rPr>
-        <w:t xml:space="preserve"> e mobilidade vertical. Mesmo quando inspirada por uma ave pequena, a Forma Familiar assume Porte Médio Comum e proporções suficientes para participar das escalas de combate e fome do jogo.</w:t>
+        <w:t>Voadores Médios são formas de reconhecimento, travessia e mobilidade vertical. Mesmo quando inspirada por uma ave pequena, a Forma Familiar assume Porte Médio Comum e proporções suficientes para participar das escalas de combate e fome do jogo.</w:t>
       </w:r>
     </w:p>
     <w:p>
@@ -4640,13 +4278,7 @@
         <w:rPr>
           <w:lang w:val="pt-BR"/>
         </w:rPr>
-        <w:t xml:space="preserve">Porte Médio Comum · Defesa Natural 4 · +1 em testes de DEX </w:t>
-      </w:r>
-      <w:r>
-        <w:rPr>
-          <w:lang w:val="pt-BR"/>
-        </w:rPr>
-        <w:t>· Mobilidade Animal</w:t>
+        <w:t>Porte Médio Comum · Defesa Natural 4 · +1 em testes de DEX · Mobilidade Animal</w:t>
       </w:r>
     </w:p>
     <w:p>
@@ -4730,13 +4362,7 @@
         <w:rPr>
           <w:lang w:val="pt-BR"/>
         </w:rPr>
-        <w:t xml:space="preserve">Escolha Atletismo ou Acrobacia ao adquirir a </w:t>
-      </w:r>
-      <w:r>
-        <w:rPr>
-          <w:lang w:val="pt-BR"/>
-        </w:rPr>
-        <w:t>linhagem. Enquanto estiver na Forma Animal, receba +1 nos testes da perícia escolhida.</w:t>
+        <w:t>Escolha Atletismo ou Acrobacia ao adquirir a linhagem. Enquanto estiver na Forma Animal, receba +1 nos testes da perícia escolhida.</w:t>
       </w:r>
     </w:p>
     <w:p>
@@ -4750,7 +4376,6 @@
         <w:rPr>
           <w:lang w:val="pt-BR"/>
         </w:rPr>
-        <w:lastRenderedPageBreak/>
         <w:t>Voar</w:t>
       </w:r>
     </w:p>
@@ -4779,13 +4404,7 @@
         <w:rPr>
           <w:lang w:val="pt-BR"/>
         </w:rPr>
-        <w:t xml:space="preserve">Use os PM normalmente nos eixos horizontal e vertical. Em combate, permaneça no máximo a 4 PM acima do solo. Pode pairar narrativamente voando em </w:t>
-      </w:r>
-      <w:r>
-        <w:rPr>
-          <w:lang w:val="pt-BR"/>
-        </w:rPr>
-        <w:t>círculos. Decolar e pousar não exigem teste, salvo em terreno hostil.</w:t>
+        <w:t>Use os PM normalmente nos eixos horizontal e vertical. Em combate, permaneça no máximo a 4 PM acima do solo. Pode pairar narrativamente voando em círculos. Decolar e pousar não exigem teste, salvo em terreno hostil.</w:t>
       </w:r>
     </w:p>
     <w:p>
@@ -4799,13 +4418,7 @@
         <w:rPr>
           <w:lang w:val="pt-BR"/>
         </w:rPr>
-        <w:t>Enquanto puder usar as asas, role com Vantagem testes de Acrobacia para negar dano de queda. Uma asa com injúria grave impede o voo. Um Voador Sobrecarregado não pode decolar nem permane</w:t>
-      </w:r>
-      <w:r>
-        <w:rPr>
-          <w:lang w:val="pt-BR"/>
-        </w:rPr>
-        <w:t>cer voando.</w:t>
+        <w:t>Enquanto puder usar as asas, role com Vantagem testes de Acrobacia para negar dano de queda. Uma asa com injúria grave impede o voo. Um Voador Sobrecarregado não pode decolar nem permanecer voando.</w:t>
       </w:r>
     </w:p>
     <w:p>
@@ -4822,6 +4435,7 @@
           <w:color w:val="8A5A32"/>
           <w:lang w:val="pt-BR"/>
         </w:rPr>
+        <w:lastRenderedPageBreak/>
         <w:t>RASANTE</w:t>
       </w:r>
       <w:r>
@@ -4892,11 +4506,19 @@
       <w:pPr>
         <w:pStyle w:val="Ttulo2"/>
       </w:pPr>
+      <w:proofErr w:type="spellStart"/>
       <w:r>
         <w:rPr>
           <w:rFonts w:ascii="Georgia" w:hAnsi="Georgia"/>
         </w:rPr>
-        <w:t xml:space="preserve">Ferimentos </w:t>
+        <w:t>Ferimentos</w:t>
+      </w:r>
+      <w:proofErr w:type="spellEnd"/>
+      <w:r>
+        <w:rPr>
+          <w:rFonts w:ascii="Georgia" w:hAnsi="Georgia"/>
+        </w:rPr>
+        <w:t xml:space="preserve"> </w:t>
       </w:r>
       <w:proofErr w:type="spellStart"/>
       <w:r>
@@ -5194,13 +4816,7 @@
               <w:rPr>
                 <w:sz w:val="18"/>
               </w:rPr>
-              <w:t xml:space="preserve">Patas </w:t>
-            </w:r>
-            <w:r>
-              <w:rPr>
-                <w:sz w:val="18"/>
-              </w:rPr>
-              <w:t>traseiras</w:t>
+              <w:t>Patas traseiras</w:t>
             </w:r>
           </w:p>
         </w:tc>
@@ -5239,13 +4855,7 @@
         <w:rPr>
           <w:lang w:val="pt-BR"/>
         </w:rPr>
-        <w:t xml:space="preserve">Cada pata incapacitada impõe -2 PM, cumulativamente até o mínimo de 0 PM. Uma asa com injúria grave impede o voo. Uma injúria grave na estrutura corporal associada a um Golpe Natural impede seu uso: Morder, Bicar e Cabeçada dependem da </w:t>
-      </w:r>
-      <w:r>
-        <w:rPr>
-          <w:lang w:val="pt-BR"/>
-        </w:rPr>
-        <w:t xml:space="preserve">cabeça; </w:t>
+        <w:t xml:space="preserve">Cada pata incapacitada impõe -2 PM, cumulativamente até o mínimo de 0 PM. Uma asa com injúria grave impede o voo. Uma injúria grave na estrutura corporal associada a um Golpe Natural impede seu uso: Morder, Bicar e Cabeçada dependem da cabeça; </w:t>
       </w:r>
       <w:proofErr w:type="gramStart"/>
       <w:r>
@@ -5305,13 +4915,7 @@
         <w:rPr>
           <w:lang w:val="pt-BR"/>
         </w:rPr>
-        <w:t xml:space="preserve"> possuem afinidade genealógica com dragões, mas jamais alcançaram uma transformação plena. Manifestam par</w:t>
-      </w:r>
-      <w:r>
-        <w:rPr>
-          <w:lang w:val="pt-BR"/>
-        </w:rPr>
-        <w:t xml:space="preserve">tes </w:t>
+        <w:t xml:space="preserve"> possuem afinidade genealógica com dragões, mas jamais alcançaram uma transformação plena. Manifestam partes </w:t>
       </w:r>
       <w:proofErr w:type="spellStart"/>
       <w:r>
@@ -5577,14 +5181,7 @@
                 <w:sz w:val="18"/>
                 <w:lang w:val="pt-BR"/>
               </w:rPr>
-              <w:t xml:space="preserve">Cabeça de Dragão e </w:t>
-            </w:r>
-            <w:r>
-              <w:rPr>
-                <w:sz w:val="18"/>
-                <w:lang w:val="pt-BR"/>
-              </w:rPr>
-              <w:t>Bafo de Fogo</w:t>
+              <w:t>Cabeça de Dragão e Bafo de Fogo</w:t>
             </w:r>
           </w:p>
         </w:tc>
@@ -5653,13 +5250,7 @@
         <w:rPr>
           <w:lang w:val="pt-BR"/>
         </w:rPr>
-        <w:t xml:space="preserve">Ação Principal · </w:t>
-      </w:r>
-      <w:r>
-        <w:rPr>
-          <w:lang w:val="pt-BR"/>
-        </w:rPr>
-        <w:t>ataque · alcance 1 PM</w:t>
+        <w:t>Ação Principal · ataque · alcance 1 PM</w:t>
       </w:r>
     </w:p>
     <w:p>
@@ -5687,36 +5278,301 @@
         <w:rPr>
           <w:lang w:val="pt-BR"/>
         </w:rPr>
+        <w:t xml:space="preserve">Pernas </w:t>
+      </w:r>
+      <w:proofErr w:type="spellStart"/>
+      <w:r>
+        <w:rPr>
+          <w:lang w:val="pt-BR"/>
+        </w:rPr>
+        <w:t>Dracônicas</w:t>
+      </w:r>
+      <w:proofErr w:type="spellEnd"/>
+    </w:p>
+    <w:p>
+      <w:pPr>
+        <w:pStyle w:val="RuleMetadata"/>
+        <w:rPr>
+          <w:lang w:val="pt-BR"/>
+        </w:rPr>
+      </w:pPr>
+      <w:r>
+        <w:rPr>
+          <w:lang w:val="pt-BR"/>
+        </w:rPr>
+        <w:t>Ação Menor · 1 vez por combate</w:t>
+      </w:r>
+    </w:p>
+    <w:p>
+      <w:pPr>
+        <w:pStyle w:val="Corpodetexto"/>
+        <w:rPr>
+          <w:lang w:val="pt-BR"/>
+        </w:rPr>
+      </w:pPr>
+      <w:r>
+        <w:rPr>
+          <w:lang w:val="pt-BR"/>
+        </w:rPr>
+        <w:t>Receba +1 PM no turno atual e no turno seguinte. Fora de combate, aumente em 1 hora sua capacidade de marcha antes do próximo Descanso Longo.</w:t>
+      </w:r>
+    </w:p>
+    <w:p>
+      <w:pPr>
+        <w:pStyle w:val="RuleTitle"/>
+        <w:rPr>
+          <w:lang w:val="pt-BR"/>
+        </w:rPr>
+      </w:pPr>
+      <w:r>
+        <w:rPr>
+          <w:lang w:val="pt-BR"/>
+        </w:rPr>
         <w:lastRenderedPageBreak/>
-        <w:t>P</w:t>
-      </w:r>
-      <w:r>
-        <w:rPr>
-          <w:lang w:val="pt-BR"/>
-        </w:rPr>
-        <w:t xml:space="preserve">ernas </w:t>
+        <w:t xml:space="preserve">Cauda </w:t>
       </w:r>
       <w:proofErr w:type="spellStart"/>
       <w:r>
         <w:rPr>
           <w:lang w:val="pt-BR"/>
         </w:rPr>
+        <w:t>Dracônica</w:t>
+      </w:r>
+      <w:proofErr w:type="spellEnd"/>
+    </w:p>
+    <w:p>
+      <w:pPr>
+        <w:pStyle w:val="RuleMetadata"/>
+        <w:rPr>
+          <w:lang w:val="pt-BR"/>
+        </w:rPr>
+      </w:pPr>
+      <w:r>
+        <w:rPr>
+          <w:lang w:val="pt-BR"/>
+        </w:rPr>
+        <w:t>Ação Menor · 1 vez por combate</w:t>
+      </w:r>
+    </w:p>
+    <w:p>
+      <w:pPr>
+        <w:pStyle w:val="Corpodetexto"/>
+        <w:rPr>
+          <w:lang w:val="pt-BR"/>
+        </w:rPr>
+      </w:pPr>
+      <w:r>
+        <w:rPr>
+          <w:lang w:val="pt-BR"/>
+        </w:rPr>
+        <w:t>Receba +1 em testes de Atletismo e Acrobacia no turno atual e no turno seguinte.</w:t>
+      </w:r>
+    </w:p>
+    <w:p>
+      <w:pPr>
+        <w:pStyle w:val="RuleTitle"/>
+        <w:rPr>
+          <w:lang w:val="pt-BR"/>
+        </w:rPr>
+      </w:pPr>
+      <w:r>
+        <w:rPr>
+          <w:lang w:val="pt-BR"/>
+        </w:rPr>
+        <w:t>Asas</w:t>
+      </w:r>
+    </w:p>
+    <w:p>
+      <w:pPr>
+        <w:pStyle w:val="RuleMetadata"/>
+        <w:rPr>
+          <w:lang w:val="pt-BR"/>
+        </w:rPr>
+      </w:pPr>
+      <w:r>
+        <w:rPr>
+          <w:lang w:val="pt-BR"/>
+        </w:rPr>
+        <w:t>Ação Completa · permanece até o fim do combate</w:t>
+      </w:r>
+    </w:p>
+    <w:p>
+      <w:pPr>
+        <w:pStyle w:val="Corpodetexto"/>
+        <w:rPr>
+          <w:lang w:val="pt-BR"/>
+        </w:rPr>
+      </w:pPr>
+      <w:r>
+        <w:rPr>
+          <w:lang w:val="pt-BR"/>
+        </w:rPr>
+        <w:t>Manifeste asas capazes de voo. Use seus PM para deslocar-se pelo ar e subir até 4 PM por turno. Ameaças desse nível podem possuir ferramentas para alcançar ou derrubar alvos voadores.</w:t>
+      </w:r>
+    </w:p>
+    <w:p>
+      <w:pPr>
+        <w:pStyle w:val="Corpodetexto"/>
+        <w:rPr>
+          <w:lang w:val="pt-BR"/>
+        </w:rPr>
+      </w:pPr>
+      <w:r>
+        <w:rPr>
+          <w:lang w:val="pt-BR"/>
+        </w:rPr>
+        <w:t>As duas asas tornam-se regiões corporais adicionais e não são protegidas pela armadura humanoide. Uma asa com injúria grave impede o voo.</w:t>
+      </w:r>
+    </w:p>
+    <w:p>
+      <w:pPr>
+        <w:pStyle w:val="Corpodetexto"/>
+        <w:rPr>
+          <w:lang w:val="pt-BR"/>
+        </w:rPr>
+      </w:pPr>
+      <w:r>
+        <w:rPr>
+          <w:lang w:val="pt-BR"/>
+        </w:rPr>
+        <w:t>Fora de combate, dobre sua velocidade de marcha por 1 hora antes do próximo Descanso Longo. Enquanto as asas estiverem funcionais, role com Vantagem testes de Acrobacia para negar dano de queda.</w:t>
+      </w:r>
+    </w:p>
+    <w:p>
+      <w:pPr>
+        <w:pStyle w:val="RuleTitle"/>
+        <w:rPr>
+          <w:lang w:val="pt-BR"/>
+        </w:rPr>
+      </w:pPr>
+      <w:r>
+        <w:rPr>
+          <w:lang w:val="pt-BR"/>
+        </w:rPr>
+        <w:t>Cabeça de Dragão — Bafo de Fogo</w:t>
+      </w:r>
+    </w:p>
+    <w:p>
+      <w:pPr>
+        <w:pStyle w:val="RuleMetadata"/>
+        <w:rPr>
+          <w:lang w:val="pt-BR"/>
+        </w:rPr>
+      </w:pPr>
+      <w:r>
+        <w:rPr>
+          <w:lang w:val="pt-BR"/>
+        </w:rPr>
+        <w:t>Ação Principal · alcance 10 PM · área de 3 PM · 1 vez por combate</w:t>
+      </w:r>
+    </w:p>
+    <w:p>
+      <w:pPr>
+        <w:pStyle w:val="Corpodetexto"/>
+        <w:rPr>
+          <w:lang w:val="pt-BR"/>
+        </w:rPr>
+      </w:pPr>
+      <w:r>
+        <w:rPr>
+          <w:lang w:val="pt-BR"/>
+        </w:rPr>
+        <w:t>Manifeste a cabeça como parte do ataque e escolha um ponto a até 10 PM. O fogo atinge uma área de 3 PM ao redor desse ponto e causa 10 + [Modificador do Atributo Preferencial]d6 de dano de Fogo. Aliados dentro da área também podem ser atingidos.</w:t>
+      </w:r>
+    </w:p>
+    <w:p>
+      <w:pPr>
+        <w:pStyle w:val="Corpodetexto"/>
+        <w:rPr>
+          <w:lang w:val="pt-BR"/>
+        </w:rPr>
+      </w:pPr>
+      <w:r>
+        <w:rPr>
+          <w:lang w:val="pt-BR"/>
+        </w:rPr>
+        <w:t>Fora de combate, o Bafo de Fogo exige 1 hora de recuperação antes de ser usado novamente. O uso de combate e a recuperação fora de combate são reservas independentes.</w:t>
+      </w:r>
+    </w:p>
+    <w:p>
+      <w:pPr>
+        <w:pStyle w:val="Ttulo2"/>
+        <w:rPr>
+          <w:lang w:val="pt-BR"/>
+        </w:rPr>
+      </w:pPr>
+      <w:r>
+        <w:rPr>
+          <w:rFonts w:ascii="Georgia" w:hAnsi="Georgia"/>
+          <w:lang w:val="pt-BR"/>
+        </w:rPr>
+        <w:t>Herança e Dissidência</w:t>
+      </w:r>
+    </w:p>
+    <w:p>
+      <w:pPr>
+        <w:pStyle w:val="Corpodetexto"/>
+        <w:rPr>
+          <w:lang w:val="pt-BR"/>
+        </w:rPr>
+      </w:pPr>
+      <w:r>
+        <w:rPr>
+          <w:lang w:val="pt-BR"/>
+        </w:rPr>
+        <w:t xml:space="preserve">Cortes </w:t>
+      </w:r>
+      <w:proofErr w:type="spellStart"/>
+      <w:r>
+        <w:rPr>
+          <w:lang w:val="pt-BR"/>
+        </w:rPr>
         <w:t>Dracônicas</w:t>
       </w:r>
       <w:proofErr w:type="spellEnd"/>
-    </w:p>
-    <w:p>
-      <w:pPr>
-        <w:pStyle w:val="RuleMetadata"/>
-        <w:rPr>
-          <w:lang w:val="pt-BR"/>
-        </w:rPr>
-      </w:pPr>
-      <w:r>
-        <w:rPr>
-          <w:lang w:val="pt-BR"/>
-        </w:rPr>
-        <w:t>Ação Menor · 1 vez por combate</w:t>
+      <w:r>
+        <w:rPr>
+          <w:lang w:val="pt-BR"/>
+        </w:rPr>
+        <w:t xml:space="preserve"> valorizam genealogia, disciplina e proximidade com os dragões, mas esse apego também é propaganda. Um </w:t>
+      </w:r>
+      <w:proofErr w:type="spellStart"/>
+      <w:r>
+        <w:rPr>
+          <w:lang w:val="pt-BR"/>
+        </w:rPr>
+        <w:t>Dracônico</w:t>
+      </w:r>
+      <w:proofErr w:type="spellEnd"/>
+      <w:r>
+        <w:rPr>
+          <w:lang w:val="pt-BR"/>
+        </w:rPr>
+        <w:t xml:space="preserve"> pode rejeitar sua corte e sua ancestralidade. Até tornar-se Caçador de Dragões é possível, embora represente grave ofensa para elites tradicionalistas.</w:t>
+      </w:r>
+    </w:p>
+    <w:p>
+      <w:pPr>
+        <w:pStyle w:val="Ttulo1"/>
+        <w:rPr>
+          <w:lang w:val="pt-BR"/>
+        </w:rPr>
+      </w:pPr>
+      <w:proofErr w:type="spellStart"/>
+      <w:r>
+        <w:rPr>
+          <w:rFonts w:ascii="Georgia" w:hAnsi="Georgia"/>
+          <w:lang w:val="pt-BR"/>
+        </w:rPr>
+        <w:t>Kin</w:t>
+      </w:r>
+      <w:proofErr w:type="spellEnd"/>
+      <w:r>
+        <w:rPr>
+          <w:rFonts w:ascii="Georgia" w:hAnsi="Georgia"/>
+          <w:lang w:val="pt-BR"/>
+        </w:rPr>
+        <w:t xml:space="preserve"> — Precisão</w:t>
       </w:r>
     </w:p>
     <w:p>
@@ -5726,47 +5582,62 @@
           <w:lang w:val="pt-BR"/>
         </w:rPr>
       </w:pPr>
-      <w:r>
-        <w:rPr>
-          <w:lang w:val="pt-BR"/>
-        </w:rPr>
-        <w:t>Receba +1 PM no turno atual e no turno seguinte. Fora de combate, aumente em 1 hora sua capacidade de marcha antes do próximo Descanso Longo.</w:t>
-      </w:r>
-    </w:p>
-    <w:p>
-      <w:pPr>
-        <w:pStyle w:val="RuleTitle"/>
-        <w:rPr>
-          <w:lang w:val="pt-BR"/>
-        </w:rPr>
-      </w:pPr>
-      <w:r>
-        <w:rPr>
-          <w:lang w:val="pt-BR"/>
-        </w:rPr>
-        <w:t xml:space="preserve">Cauda </w:t>
-      </w:r>
       <w:proofErr w:type="spellStart"/>
       <w:r>
         <w:rPr>
           <w:lang w:val="pt-BR"/>
         </w:rPr>
-        <w:t>Dracônica</w:t>
+        <w:t>Kin</w:t>
       </w:r>
       <w:proofErr w:type="spellEnd"/>
-    </w:p>
-    <w:p>
-      <w:pPr>
-        <w:pStyle w:val="RuleMetadata"/>
-        <w:rPr>
-          <w:lang w:val="pt-BR"/>
-        </w:rPr>
-      </w:pPr>
-      <w:r>
-        <w:rPr>
-          <w:lang w:val="pt-BR"/>
-        </w:rPr>
-        <w:t>Ação Menor · 1 vez por combate</w:t>
+      <w:r>
+        <w:rPr>
+          <w:lang w:val="pt-BR"/>
+        </w:rPr>
+        <w:t xml:space="preserve"> desenvolveram a metamorfose mais precisa e socialmente perigosa dos </w:t>
+      </w:r>
+      <w:proofErr w:type="spellStart"/>
+      <w:r>
+        <w:rPr>
+          <w:lang w:val="pt-BR"/>
+        </w:rPr>
+        <w:t>Thareth</w:t>
+      </w:r>
+      <w:proofErr w:type="spellEnd"/>
+      <w:r>
+        <w:rPr>
+          <w:lang w:val="pt-BR"/>
+        </w:rPr>
+        <w:t xml:space="preserve">. Sua afinidade volta-se aos demais mortais </w:t>
+      </w:r>
+      <w:proofErr w:type="spellStart"/>
+      <w:r>
+        <w:rPr>
+          <w:lang w:val="pt-BR"/>
+        </w:rPr>
+        <w:t>sencientes</w:t>
+      </w:r>
+      <w:proofErr w:type="spellEnd"/>
+      <w:r>
+        <w:rPr>
+          <w:lang w:val="pt-BR"/>
+        </w:rPr>
+        <w:t>: podem ocultar traços quiméricos, copiar aparências e reproduzir temporariamente capacidades físicas observadas.</w:t>
+      </w:r>
+    </w:p>
+    <w:p>
+      <w:pPr>
+        <w:pStyle w:val="Ttulo2"/>
+        <w:rPr>
+          <w:lang w:val="pt-BR"/>
+        </w:rPr>
+      </w:pPr>
+      <w:r>
+        <w:rPr>
+          <w:rFonts w:ascii="Georgia" w:hAnsi="Georgia"/>
+          <w:lang w:val="pt-BR"/>
+        </w:rPr>
+        <w:t>Forma Humana</w:t>
       </w:r>
     </w:p>
     <w:p>
@@ -5780,355 +5651,21 @@
         <w:rPr>
           <w:lang w:val="pt-BR"/>
         </w:rPr>
-        <w:t>Receba +1 em testes</w:t>
-      </w:r>
-      <w:r>
-        <w:rPr>
-          <w:lang w:val="pt-BR"/>
-        </w:rPr>
-        <w:t xml:space="preserve"> de Atletismo e Acrobacia no turno atual e no turno seguinte.</w:t>
-      </w:r>
-    </w:p>
-    <w:p>
-      <w:pPr>
-        <w:pStyle w:val="RuleTitle"/>
-        <w:rPr>
-          <w:lang w:val="pt-BR"/>
-        </w:rPr>
-      </w:pPr>
-      <w:r>
-        <w:rPr>
-          <w:lang w:val="pt-BR"/>
-        </w:rPr>
-        <w:t>Asas</w:t>
-      </w:r>
-    </w:p>
-    <w:p>
-      <w:pPr>
-        <w:pStyle w:val="RuleMetadata"/>
-        <w:rPr>
-          <w:lang w:val="pt-BR"/>
-        </w:rPr>
-      </w:pPr>
-      <w:r>
-        <w:rPr>
-          <w:lang w:val="pt-BR"/>
-        </w:rPr>
-        <w:t>Ação Completa · permanece até o fim do combate</w:t>
-      </w:r>
-    </w:p>
-    <w:p>
-      <w:pPr>
-        <w:pStyle w:val="Corpodetexto"/>
-        <w:rPr>
-          <w:lang w:val="pt-BR"/>
-        </w:rPr>
-      </w:pPr>
-      <w:r>
-        <w:rPr>
-          <w:lang w:val="pt-BR"/>
-        </w:rPr>
-        <w:t xml:space="preserve">Manifeste asas capazes de voo. Use seus PM para deslocar-se pelo ar e subir até 4 PM por turno. Ameaças desse nível podem possuir ferramentas </w:t>
-      </w:r>
-      <w:r>
-        <w:rPr>
-          <w:lang w:val="pt-BR"/>
-        </w:rPr>
-        <w:t>para alcançar ou derrubar alvos voadores.</w:t>
-      </w:r>
-    </w:p>
-    <w:p>
-      <w:pPr>
-        <w:pStyle w:val="Corpodetexto"/>
-        <w:rPr>
-          <w:lang w:val="pt-BR"/>
-        </w:rPr>
-      </w:pPr>
-      <w:r>
-        <w:rPr>
-          <w:lang w:val="pt-BR"/>
-        </w:rPr>
-        <w:t>As duas asas tornam-se regiões corporais adicionais e não são protegidas pela armadura humanoide. Uma asa com injúria grave impede o voo.</w:t>
-      </w:r>
-    </w:p>
-    <w:p>
-      <w:pPr>
-        <w:pStyle w:val="Corpodetexto"/>
-        <w:rPr>
-          <w:lang w:val="pt-BR"/>
-        </w:rPr>
-      </w:pPr>
-      <w:r>
-        <w:rPr>
-          <w:lang w:val="pt-BR"/>
-        </w:rPr>
-        <w:t xml:space="preserve">Fora de combate, dobre sua velocidade de marcha por 1 hora antes do próximo </w:t>
-      </w:r>
-      <w:r>
-        <w:rPr>
-          <w:lang w:val="pt-BR"/>
-        </w:rPr>
-        <w:t>Descanso Longo. Enquanto as asas estiverem funcionais, role com Vantagem testes de Acrobacia para negar dano de queda.</w:t>
-      </w:r>
-    </w:p>
-    <w:p>
-      <w:pPr>
-        <w:pStyle w:val="RuleTitle"/>
-        <w:rPr>
-          <w:lang w:val="pt-BR"/>
-        </w:rPr>
-      </w:pPr>
-      <w:r>
-        <w:rPr>
-          <w:lang w:val="pt-BR"/>
-        </w:rPr>
-        <w:t>Cabeça de Dragão — Bafo de Fogo</w:t>
-      </w:r>
-    </w:p>
-    <w:p>
-      <w:pPr>
-        <w:pStyle w:val="RuleMetadata"/>
-        <w:rPr>
-          <w:lang w:val="pt-BR"/>
-        </w:rPr>
-      </w:pPr>
-      <w:r>
-        <w:rPr>
-          <w:lang w:val="pt-BR"/>
-        </w:rPr>
-        <w:t>Ação Principal · alcance 10 PM · área de 3 PM · 1 vez por combate</w:t>
-      </w:r>
-    </w:p>
-    <w:p>
-      <w:pPr>
-        <w:pStyle w:val="Corpodetexto"/>
-        <w:rPr>
-          <w:lang w:val="pt-BR"/>
-        </w:rPr>
-      </w:pPr>
-      <w:r>
-        <w:rPr>
-          <w:lang w:val="pt-BR"/>
-        </w:rPr>
-        <w:t>Manifeste a cabeça como parte do ataque</w:t>
-      </w:r>
-      <w:r>
-        <w:rPr>
-          <w:lang w:val="pt-BR"/>
-        </w:rPr>
-        <w:t xml:space="preserve"> e escolha um ponto a até 10 PM. O fogo atinge uma área de 3 PM ao redor desse ponto e causa 10 + [Modificador do Atributo Preferencial]d6 de dano de Fogo. Aliados dentro da área também podem ser atingidos.</w:t>
-      </w:r>
-    </w:p>
-    <w:p>
-      <w:pPr>
-        <w:pStyle w:val="Corpodetexto"/>
-        <w:rPr>
-          <w:lang w:val="pt-BR"/>
-        </w:rPr>
-      </w:pPr>
-      <w:r>
-        <w:rPr>
-          <w:lang w:val="pt-BR"/>
-        </w:rPr>
-        <w:t>Fora de combate, o Bafo de Fogo exige 1 hora de r</w:t>
-      </w:r>
-      <w:r>
-        <w:rPr>
-          <w:lang w:val="pt-BR"/>
-        </w:rPr>
-        <w:t>ecuperação antes de ser usado novamente. O uso de combate e a recuperação fora de combate são reservas independentes.</w:t>
-      </w:r>
-    </w:p>
-    <w:p>
-      <w:pPr>
-        <w:pStyle w:val="Ttulo2"/>
-        <w:rPr>
-          <w:lang w:val="pt-BR"/>
-        </w:rPr>
-      </w:pPr>
-      <w:r>
-        <w:rPr>
-          <w:rFonts w:ascii="Georgia" w:hAnsi="Georgia"/>
-          <w:lang w:val="pt-BR"/>
-        </w:rPr>
-        <w:t>Herança e Dissidência</w:t>
-      </w:r>
-    </w:p>
-    <w:p>
-      <w:pPr>
-        <w:pStyle w:val="Corpodetexto"/>
-        <w:rPr>
-          <w:lang w:val="pt-BR"/>
-        </w:rPr>
-      </w:pPr>
-      <w:r>
-        <w:rPr>
-          <w:lang w:val="pt-BR"/>
-        </w:rPr>
-        <w:t xml:space="preserve">Cortes </w:t>
+        <w:t xml:space="preserve">A Forma Humana representa a própria aparência do </w:t>
       </w:r>
       <w:proofErr w:type="spellStart"/>
       <w:r>
         <w:rPr>
           <w:lang w:val="pt-BR"/>
         </w:rPr>
-        <w:t>Dracônicas</w:t>
+        <w:t>Kin</w:t>
       </w:r>
       <w:proofErr w:type="spellEnd"/>
       <w:r>
         <w:rPr>
           <w:lang w:val="pt-BR"/>
         </w:rPr>
-        <w:t xml:space="preserve"> valorizam genealogia, disciplina e proximidade com os dragões, mas esse apego também é propaganda.</w:t>
-      </w:r>
-      <w:r>
-        <w:rPr>
-          <w:lang w:val="pt-BR"/>
-        </w:rPr>
-        <w:t xml:space="preserve"> Um </w:t>
-      </w:r>
-      <w:proofErr w:type="spellStart"/>
-      <w:r>
-        <w:rPr>
-          <w:lang w:val="pt-BR"/>
-        </w:rPr>
-        <w:t>Dracônico</w:t>
-      </w:r>
-      <w:proofErr w:type="spellEnd"/>
-      <w:r>
-        <w:rPr>
-          <w:lang w:val="pt-BR"/>
-        </w:rPr>
-        <w:t xml:space="preserve"> pode rejeitar sua corte e sua ancestralidade. Até tornar-se Caçador de Dragões é possível, embora represente grave ofensa para elites tradicionalistas.</w:t>
-      </w:r>
-    </w:p>
-    <w:p>
-      <w:pPr>
-        <w:pStyle w:val="Ttulo1"/>
-        <w:rPr>
-          <w:lang w:val="pt-BR"/>
-        </w:rPr>
-      </w:pPr>
-      <w:proofErr w:type="spellStart"/>
-      <w:r>
-        <w:rPr>
-          <w:rFonts w:ascii="Georgia" w:hAnsi="Georgia"/>
-          <w:lang w:val="pt-BR"/>
-        </w:rPr>
-        <w:t>Kin</w:t>
-      </w:r>
-      <w:proofErr w:type="spellEnd"/>
-      <w:r>
-        <w:rPr>
-          <w:rFonts w:ascii="Georgia" w:hAnsi="Georgia"/>
-          <w:lang w:val="pt-BR"/>
-        </w:rPr>
-        <w:t xml:space="preserve"> — Precisão</w:t>
-      </w:r>
-    </w:p>
-    <w:p>
-      <w:pPr>
-        <w:pStyle w:val="Corpodetexto"/>
-        <w:rPr>
-          <w:lang w:val="pt-BR"/>
-        </w:rPr>
-      </w:pPr>
-      <w:proofErr w:type="spellStart"/>
-      <w:r>
-        <w:rPr>
-          <w:lang w:val="pt-BR"/>
-        </w:rPr>
-        <w:t>Kin</w:t>
-      </w:r>
-      <w:proofErr w:type="spellEnd"/>
-      <w:r>
-        <w:rPr>
-          <w:lang w:val="pt-BR"/>
-        </w:rPr>
-        <w:t xml:space="preserve"> desenvolveram a metamorfose mais precisa e socialmente perigosa dos </w:t>
-      </w:r>
-      <w:proofErr w:type="spellStart"/>
-      <w:r>
-        <w:rPr>
-          <w:lang w:val="pt-BR"/>
-        </w:rPr>
-        <w:t>Tha</w:t>
-      </w:r>
-      <w:r>
-        <w:rPr>
-          <w:lang w:val="pt-BR"/>
-        </w:rPr>
-        <w:t>reth</w:t>
-      </w:r>
-      <w:proofErr w:type="spellEnd"/>
-      <w:r>
-        <w:rPr>
-          <w:lang w:val="pt-BR"/>
-        </w:rPr>
-        <w:t xml:space="preserve">. Sua afinidade volta-se aos demais mortais </w:t>
-      </w:r>
-      <w:proofErr w:type="spellStart"/>
-      <w:r>
-        <w:rPr>
-          <w:lang w:val="pt-BR"/>
-        </w:rPr>
-        <w:t>sencientes</w:t>
-      </w:r>
-      <w:proofErr w:type="spellEnd"/>
-      <w:r>
-        <w:rPr>
-          <w:lang w:val="pt-BR"/>
-        </w:rPr>
-        <w:t>: podem ocultar traços quiméricos, copiar aparências e reproduzir temporariamente capacidades físicas observadas.</w:t>
-      </w:r>
-    </w:p>
-    <w:p>
-      <w:pPr>
-        <w:pStyle w:val="Ttulo2"/>
-        <w:rPr>
-          <w:lang w:val="pt-BR"/>
-        </w:rPr>
-      </w:pPr>
-      <w:r>
-        <w:rPr>
-          <w:rFonts w:ascii="Georgia" w:hAnsi="Georgia"/>
-          <w:lang w:val="pt-BR"/>
-        </w:rPr>
-        <w:t>Forma Humana</w:t>
-      </w:r>
-    </w:p>
-    <w:p>
-      <w:pPr>
-        <w:pStyle w:val="Corpodetexto"/>
-        <w:rPr>
-          <w:lang w:val="pt-BR"/>
-        </w:rPr>
-      </w:pPr>
-      <w:r>
-        <w:rPr>
-          <w:lang w:val="pt-BR"/>
-        </w:rPr>
-        <w:t xml:space="preserve">A Forma Humana representa a própria aparência do </w:t>
-      </w:r>
-      <w:proofErr w:type="spellStart"/>
-      <w:r>
-        <w:rPr>
-          <w:lang w:val="pt-BR"/>
-        </w:rPr>
-        <w:t>Kin</w:t>
-      </w:r>
-      <w:proofErr w:type="spellEnd"/>
-      <w:r>
-        <w:rPr>
-          <w:lang w:val="pt-BR"/>
-        </w:rPr>
-        <w:t xml:space="preserve"> sem chifres, escam</w:t>
-      </w:r>
-      <w:r>
-        <w:rPr>
-          <w:lang w:val="pt-BR"/>
-        </w:rPr>
-        <w:t>as, garras, olhos incomuns ou outras características quiméricas. Não é a cópia de outra pessoa e não concede características raciais humanas, incluindo Colaboração Espontânea.</w:t>
+        <w:t xml:space="preserve"> sem chifres, escamas, garras, olhos incomuns ou outras características quiméricas. Não é a cópia de outra pessoa e não concede características raciais humanas, incluindo Colaboração Espontânea.</w:t>
       </w:r>
     </w:p>
     <w:tbl>
@@ -6402,85 +5939,79 @@
         <w:rPr>
           <w:lang w:val="pt-BR"/>
         </w:rPr>
+        <w:t xml:space="preserve">O tempo pode ser dividido. Um </w:t>
+      </w:r>
+      <w:proofErr w:type="spellStart"/>
+      <w:r>
+        <w:rPr>
+          <w:lang w:val="pt-BR"/>
+        </w:rPr>
+        <w:t>Kin</w:t>
+      </w:r>
+      <w:proofErr w:type="spellEnd"/>
+      <w:r>
+        <w:rPr>
+          <w:lang w:val="pt-BR"/>
+        </w:rPr>
+        <w:t xml:space="preserve"> cuja Forma Humana </w:t>
+      </w:r>
+      <w:proofErr w:type="gramStart"/>
+      <w:r>
+        <w:rPr>
+          <w:lang w:val="pt-BR"/>
+        </w:rPr>
+        <w:t>seja Alternativa</w:t>
+      </w:r>
+      <w:proofErr w:type="gramEnd"/>
+      <w:r>
+        <w:rPr>
+          <w:lang w:val="pt-BR"/>
+        </w:rPr>
+        <w:t xml:space="preserve"> precisa realizar o Descanso Longo em sua Forma de Origem para recuperar a duração.</w:t>
+      </w:r>
+    </w:p>
+    <w:p>
+      <w:pPr>
+        <w:pStyle w:val="Ttulo2"/>
+        <w:rPr>
+          <w:lang w:val="pt-BR"/>
+        </w:rPr>
+      </w:pPr>
+      <w:r>
+        <w:rPr>
+          <w:rFonts w:ascii="Georgia" w:hAnsi="Georgia"/>
+          <w:lang w:val="pt-BR"/>
+        </w:rPr>
         <w:lastRenderedPageBreak/>
-        <w:t xml:space="preserve">O tempo pode ser dividido. Um </w:t>
+        <w:t>Copiar Aparência</w:t>
+      </w:r>
+    </w:p>
+    <w:p>
+      <w:pPr>
+        <w:pStyle w:val="Corpodetexto"/>
+        <w:rPr>
+          <w:lang w:val="pt-BR"/>
+        </w:rPr>
+      </w:pPr>
+      <w:r>
+        <w:rPr>
+          <w:lang w:val="pt-BR"/>
+        </w:rPr>
+        <w:t xml:space="preserve">Escolha um mortal </w:t>
       </w:r>
       <w:proofErr w:type="spellStart"/>
       <w:r>
         <w:rPr>
           <w:lang w:val="pt-BR"/>
         </w:rPr>
-        <w:t>Kin</w:t>
+        <w:t>senciente</w:t>
       </w:r>
       <w:proofErr w:type="spellEnd"/>
       <w:r>
         <w:rPr>
           <w:lang w:val="pt-BR"/>
         </w:rPr>
-        <w:t xml:space="preserve"> cuja Forma Humana </w:t>
-      </w:r>
-      <w:proofErr w:type="gramStart"/>
-      <w:r>
-        <w:rPr>
-          <w:lang w:val="pt-BR"/>
-        </w:rPr>
-        <w:t>seja Alternativa</w:t>
-      </w:r>
-      <w:proofErr w:type="gramEnd"/>
-      <w:r>
-        <w:rPr>
-          <w:lang w:val="pt-BR"/>
-        </w:rPr>
-        <w:t xml:space="preserve"> precisa realizar o Descanso Longo em sua Forma de Origem para recuperar a duração.</w:t>
-      </w:r>
-    </w:p>
-    <w:p>
-      <w:pPr>
-        <w:pStyle w:val="Ttulo2"/>
-        <w:rPr>
-          <w:lang w:val="pt-BR"/>
-        </w:rPr>
-      </w:pPr>
-      <w:r>
-        <w:rPr>
-          <w:rFonts w:ascii="Georgia" w:hAnsi="Georgia"/>
-          <w:lang w:val="pt-BR"/>
-        </w:rPr>
-        <w:t>Copiar Aparência</w:t>
-      </w:r>
-    </w:p>
-    <w:p>
-      <w:pPr>
-        <w:pStyle w:val="Corpodetexto"/>
-        <w:rPr>
-          <w:lang w:val="pt-BR"/>
-        </w:rPr>
-      </w:pPr>
-      <w:r>
-        <w:rPr>
-          <w:lang w:val="pt-BR"/>
-        </w:rPr>
-        <w:t xml:space="preserve">Escolha um mortal </w:t>
-      </w:r>
-      <w:proofErr w:type="spellStart"/>
-      <w:r>
-        <w:rPr>
-          <w:lang w:val="pt-BR"/>
-        </w:rPr>
-        <w:t>senciente</w:t>
-      </w:r>
-      <w:proofErr w:type="spellEnd"/>
-      <w:r>
-        <w:rPr>
-          <w:lang w:val="pt-BR"/>
-        </w:rPr>
-        <w:t xml:space="preserve"> observado. A progressão é </w:t>
-      </w:r>
-      <w:r>
-        <w:rPr>
-          <w:lang w:val="pt-BR"/>
-        </w:rPr>
-        <w:t>cumulativa: cada nível inclui as características anteriores.</w:t>
+        <w:t xml:space="preserve"> observado. A progressão é cumulativa: cada nível inclui as características anteriores.</w:t>
       </w:r>
     </w:p>
     <w:tbl>
@@ -6859,13 +6390,7 @@
         <w:rPr>
           <w:lang w:val="pt-BR"/>
         </w:rPr>
-        <w:t xml:space="preserve">A cópia não concede </w:t>
-      </w:r>
-      <w:r>
-        <w:rPr>
-          <w:lang w:val="pt-BR"/>
-        </w:rPr>
-        <w:t>atributos, características raciais, memórias, conhecimentos ou poderes do alvo.</w:t>
+        <w:t>A cópia não concede atributos, características raciais, memórias, conhecimentos ou poderes do alvo.</w:t>
       </w:r>
     </w:p>
     <w:p>
@@ -6893,13 +6418,7 @@
         <w:rPr>
           <w:lang w:val="pt-BR"/>
         </w:rPr>
-        <w:t>Ferimentos continuam existindo e podem denunciar a imitação quando fore</w:t>
-      </w:r>
-      <w:r>
-        <w:rPr>
-          <w:lang w:val="pt-BR"/>
-        </w:rPr>
-        <w:t>m perceptíveis.</w:t>
+        <w:t>Ferimentos continuam existindo e podem denunciar a imitação quando forem perceptíveis.</w:t>
       </w:r>
     </w:p>
     <w:p>
@@ -6941,13 +6460,7 @@
         <w:rPr>
           <w:lang w:val="pt-BR"/>
         </w:rPr>
-        <w:t>Reproduza uma técnica de natureza exclusivamente física utilizada por um aliado, mesmo que ela não pertença à sua Classe. A técnica não pode exceder seu nível e exige todo equipamento necessário. Componentes mági</w:t>
-      </w:r>
-      <w:r>
-        <w:rPr>
-          <w:lang w:val="pt-BR"/>
-        </w:rPr>
-        <w:t>cos, sobrenaturais e recursos exclusivos não são copiados.</w:t>
+        <w:t>Reproduza uma técnica de natureza exclusivamente física utilizada por um aliado, mesmo que ela não pertença à sua Classe. A técnica não pode exceder seu nível e exige todo equipamento necessário. Componentes mágicos, sobrenaturais e recursos exclusivos não são copiados.</w:t>
       </w:r>
     </w:p>
     <w:p>
@@ -6989,13 +6502,7 @@
         <w:rPr>
           <w:lang w:val="pt-BR"/>
         </w:rPr>
-        <w:t>1 vez por d</w:t>
-      </w:r>
-      <w:r>
-        <w:rPr>
-          <w:lang w:val="pt-BR"/>
-        </w:rPr>
-        <w:t>ia</w:t>
+        <w:t>1 vez por dia</w:t>
       </w:r>
     </w:p>
     <w:p>
@@ -7052,13 +6559,7 @@
         <w:rPr>
           <w:lang w:val="pt-BR"/>
         </w:rPr>
-        <w:t xml:space="preserve"> em Humano</w:t>
-      </w:r>
-      <w:r>
-        <w:rPr>
-          <w:lang w:val="pt-BR"/>
-        </w:rPr>
-        <w:t xml:space="preserve">. Em comunidades humanas, a possibilidade de ocultar a própria natureza alimenta preconceito, desconfiança e oportunidades de infiltração. A precisão da metamorfose </w:t>
+        <w:t xml:space="preserve"> em Humano. Em comunidades humanas, a possibilidade de ocultar a própria natureza alimenta preconceito, desconfiança e oportunidades de infiltração. A precisão da metamorfose </w:t>
       </w:r>
       <w:proofErr w:type="spellStart"/>
       <w:r>
@@ -7072,13 +6573,7 @@
         <w:rPr>
           <w:lang w:val="pt-BR"/>
         </w:rPr>
-        <w:t xml:space="preserve"> possui enorme alcance social, mas não alcança a Forma Animal Plena dos Zoomorfos nem a </w:t>
-      </w:r>
-      <w:r>
-        <w:rPr>
-          <w:lang w:val="pt-BR"/>
-        </w:rPr>
-        <w:t xml:space="preserve">potência das manifestações </w:t>
+        <w:t xml:space="preserve"> possui enorme alcance social, mas não alcança a Forma Animal Plena dos Zoomorfos nem a potência das manifestações </w:t>
       </w:r>
       <w:proofErr w:type="spellStart"/>
       <w:r>
@@ -7163,13 +6658,7 @@
         <w:rPr>
           <w:lang w:val="pt-BR"/>
         </w:rPr>
-        <w:t xml:space="preserve"> permite histórias excepcionais, po</w:t>
-      </w:r>
-      <w:r>
-        <w:rPr>
-          <w:lang w:val="pt-BR"/>
-        </w:rPr>
-        <w:t>rém não parte de uma tábula rasa: tradição, facção e origem influenciam quais caminhos são ensinados e reconhecidos.</w:t>
+        <w:t xml:space="preserve"> permite histórias excepcionais, porém não parte de uma tábula rasa: tradição, facção e origem influenciam quais caminhos são ensinados e reconhecidos.</w:t>
       </w:r>
     </w:p>
     <w:p>
@@ -7197,13 +6686,7 @@
         <w:rPr>
           <w:lang w:val="pt-BR"/>
         </w:rPr>
-        <w:t>, comu</w:t>
-      </w:r>
-      <w:r>
-        <w:rPr>
-          <w:lang w:val="pt-BR"/>
-        </w:rPr>
-        <w:t xml:space="preserve">nidades Zoomorfas e tradições </w:t>
+        <w:t xml:space="preserve">, comunidades Zoomorfas e tradições </w:t>
       </w:r>
       <w:proofErr w:type="spellStart"/>
       <w:r>
@@ -7233,163 +6716,144 @@
           <w:rFonts w:ascii="Georgia" w:hAnsi="Georgia"/>
           <w:lang w:val="pt-BR"/>
         </w:rPr>
+        <w:t>Kinareth</w:t>
+      </w:r>
+      <w:proofErr w:type="spellEnd"/>
+    </w:p>
+    <w:p>
+      <w:pPr>
+        <w:pStyle w:val="Corpodetexto"/>
+        <w:rPr>
+          <w:lang w:val="pt-BR"/>
+        </w:rPr>
+      </w:pPr>
+      <w:proofErr w:type="spellStart"/>
+      <w:r>
+        <w:rPr>
+          <w:lang w:val="pt-BR"/>
+        </w:rPr>
+        <w:t>Kinareth</w:t>
+      </w:r>
+      <w:proofErr w:type="spellEnd"/>
+      <w:r>
+        <w:rPr>
+          <w:lang w:val="pt-BR"/>
+        </w:rPr>
+        <w:t xml:space="preserve"> não é um reino </w:t>
+      </w:r>
+      <w:proofErr w:type="spellStart"/>
+      <w:r>
+        <w:rPr>
+          <w:lang w:val="pt-BR"/>
+        </w:rPr>
+        <w:t>Kin</w:t>
+      </w:r>
+      <w:proofErr w:type="spellEnd"/>
+      <w:r>
+        <w:rPr>
+          <w:lang w:val="pt-BR"/>
+        </w:rPr>
+        <w:t xml:space="preserve">, mas uma instituição erguida em memória dos </w:t>
+      </w:r>
+      <w:proofErr w:type="spellStart"/>
+      <w:r>
+        <w:rPr>
+          <w:lang w:val="pt-BR"/>
+        </w:rPr>
+        <w:t>Kin</w:t>
+      </w:r>
+      <w:proofErr w:type="spellEnd"/>
+      <w:r>
+        <w:rPr>
+          <w:lang w:val="pt-BR"/>
+        </w:rPr>
+        <w:t xml:space="preserve"> que ajudaram a salvar </w:t>
+      </w:r>
+      <w:proofErr w:type="spellStart"/>
+      <w:r>
+        <w:rPr>
+          <w:lang w:val="pt-BR"/>
+        </w:rPr>
+        <w:t>Asterath</w:t>
+      </w:r>
+      <w:proofErr w:type="spellEnd"/>
+      <w:r>
+        <w:rPr>
+          <w:lang w:val="pt-BR"/>
+        </w:rPr>
+        <w:t xml:space="preserve">. Recruta por mérito, tradição familiar, comunidades </w:t>
+      </w:r>
+      <w:proofErr w:type="spellStart"/>
+      <w:r>
+        <w:rPr>
+          <w:lang w:val="pt-BR"/>
+        </w:rPr>
+        <w:t>Kin</w:t>
+      </w:r>
+      <w:proofErr w:type="spellEnd"/>
+      <w:r>
+        <w:rPr>
+          <w:lang w:val="pt-BR"/>
+        </w:rPr>
+        <w:t xml:space="preserve"> e cortes humanas, oferecendo ascensão social e poder político a um povo disperso. Cortes </w:t>
+      </w:r>
+      <w:proofErr w:type="spellStart"/>
+      <w:r>
+        <w:rPr>
+          <w:lang w:val="pt-BR"/>
+        </w:rPr>
+        <w:t>Dracônicas</w:t>
+      </w:r>
+      <w:proofErr w:type="spellEnd"/>
+      <w:r>
+        <w:rPr>
+          <w:lang w:val="pt-BR"/>
+        </w:rPr>
+        <w:t xml:space="preserve"> a cortejam por sua legitimidade histórica e prestígio militar, numa relação marcada por sedução e ressentimento.</w:t>
+      </w:r>
+    </w:p>
+    <w:p>
+      <w:pPr>
+        <w:pStyle w:val="Ttulo2"/>
+        <w:rPr>
+          <w:lang w:val="pt-BR"/>
+        </w:rPr>
+      </w:pPr>
+      <w:r>
+        <w:rPr>
+          <w:rFonts w:ascii="Georgia" w:hAnsi="Georgia"/>
+          <w:lang w:val="pt-BR"/>
+        </w:rPr>
         <w:lastRenderedPageBreak/>
-        <w:t>Kinareth</w:t>
+        <w:t>Metamorfose e Druidas da Terra</w:t>
+      </w:r>
+    </w:p>
+    <w:p>
+      <w:pPr>
+        <w:pStyle w:val="Corpodetexto"/>
+        <w:rPr>
+          <w:lang w:val="pt-BR"/>
+        </w:rPr>
+      </w:pPr>
+      <w:r>
+        <w:rPr>
+          <w:lang w:val="pt-BR"/>
+        </w:rPr>
+        <w:t xml:space="preserve">Metamorfose racial e transformação druídica são motores independentes. Formas druídicas usam o futuro chassi da Classe Druida da Terra e não recebem automaticamente Defesa, atributos, ataques ou capacidades da linhagem </w:t>
+      </w:r>
+      <w:proofErr w:type="spellStart"/>
+      <w:r>
+        <w:rPr>
+          <w:lang w:val="pt-BR"/>
+        </w:rPr>
+        <w:t>Thareth</w:t>
       </w:r>
       <w:proofErr w:type="spellEnd"/>
-    </w:p>
-    <w:p>
-      <w:pPr>
-        <w:pStyle w:val="Corpodetexto"/>
-        <w:rPr>
-          <w:lang w:val="pt-BR"/>
-        </w:rPr>
-      </w:pPr>
-      <w:proofErr w:type="spellStart"/>
-      <w:r>
-        <w:rPr>
-          <w:lang w:val="pt-BR"/>
-        </w:rPr>
-        <w:t>Kinareth</w:t>
-      </w:r>
-      <w:proofErr w:type="spellEnd"/>
-      <w:r>
-        <w:rPr>
-          <w:lang w:val="pt-BR"/>
-        </w:rPr>
-        <w:t xml:space="preserve"> não é um reino </w:t>
-      </w:r>
-      <w:proofErr w:type="spellStart"/>
-      <w:r>
-        <w:rPr>
-          <w:lang w:val="pt-BR"/>
-        </w:rPr>
-        <w:t>Kin</w:t>
-      </w:r>
-      <w:proofErr w:type="spellEnd"/>
-      <w:r>
-        <w:rPr>
-          <w:lang w:val="pt-BR"/>
-        </w:rPr>
-        <w:t xml:space="preserve">, mas uma instituição erguida em memória dos </w:t>
-      </w:r>
-      <w:proofErr w:type="spellStart"/>
-      <w:r>
-        <w:rPr>
-          <w:lang w:val="pt-BR"/>
-        </w:rPr>
-        <w:t>Kin</w:t>
-      </w:r>
-      <w:proofErr w:type="spellEnd"/>
-      <w:r>
-        <w:rPr>
-          <w:lang w:val="pt-BR"/>
-        </w:rPr>
-        <w:t xml:space="preserve"> que ajudaram a salvar </w:t>
-      </w:r>
-      <w:proofErr w:type="spellStart"/>
-      <w:r>
-        <w:rPr>
-          <w:lang w:val="pt-BR"/>
-        </w:rPr>
-        <w:t>Asterath</w:t>
-      </w:r>
-      <w:proofErr w:type="spellEnd"/>
-      <w:r>
-        <w:rPr>
-          <w:lang w:val="pt-BR"/>
-        </w:rPr>
-        <w:t xml:space="preserve">. Recruta por mérito, tradição familiar, </w:t>
-      </w:r>
-      <w:r>
-        <w:rPr>
-          <w:lang w:val="pt-BR"/>
-        </w:rPr>
-        <w:t xml:space="preserve">comunidades </w:t>
-      </w:r>
-      <w:proofErr w:type="spellStart"/>
-      <w:r>
-        <w:rPr>
-          <w:lang w:val="pt-BR"/>
-        </w:rPr>
-        <w:t>Kin</w:t>
-      </w:r>
-      <w:proofErr w:type="spellEnd"/>
-      <w:r>
-        <w:rPr>
-          <w:lang w:val="pt-BR"/>
-        </w:rPr>
-        <w:t xml:space="preserve"> e cortes humanas, oferecendo ascensão social e poder político a um povo disperso. Cortes </w:t>
-      </w:r>
-      <w:proofErr w:type="spellStart"/>
-      <w:r>
-        <w:rPr>
-          <w:lang w:val="pt-BR"/>
-        </w:rPr>
-        <w:t>Dracônicas</w:t>
-      </w:r>
-      <w:proofErr w:type="spellEnd"/>
-      <w:r>
-        <w:rPr>
-          <w:lang w:val="pt-BR"/>
-        </w:rPr>
-        <w:t xml:space="preserve"> a cortejam por sua legitimidade histórica e prestígio militar, numa relação marcada por sedução e ressentimento.</w:t>
-      </w:r>
-    </w:p>
-    <w:p>
-      <w:pPr>
-        <w:pStyle w:val="Ttulo2"/>
-        <w:rPr>
-          <w:lang w:val="pt-BR"/>
-        </w:rPr>
-      </w:pPr>
-      <w:r>
-        <w:rPr>
-          <w:rFonts w:ascii="Georgia" w:hAnsi="Georgia"/>
-          <w:lang w:val="pt-BR"/>
-        </w:rPr>
-        <w:t>Metamorfose e Druidas da Te</w:t>
-      </w:r>
-      <w:r>
-        <w:rPr>
-          <w:rFonts w:ascii="Georgia" w:hAnsi="Georgia"/>
-          <w:lang w:val="pt-BR"/>
-        </w:rPr>
-        <w:t>rra</w:t>
-      </w:r>
-    </w:p>
-    <w:p>
-      <w:pPr>
-        <w:pStyle w:val="Corpodetexto"/>
-        <w:rPr>
-          <w:lang w:val="pt-BR"/>
-        </w:rPr>
-      </w:pPr>
-      <w:r>
-        <w:rPr>
-          <w:lang w:val="pt-BR"/>
-        </w:rPr>
-        <w:t xml:space="preserve">Metamorfose racial e transformação druídica são motores independentes. Formas druídicas usam o futuro chassi da Classe Druida da Terra e não recebem automaticamente Defesa, atributos, ataques ou capacidades da linhagem </w:t>
-      </w:r>
-      <w:proofErr w:type="spellStart"/>
-      <w:r>
-        <w:rPr>
-          <w:lang w:val="pt-BR"/>
-        </w:rPr>
-        <w:t>Thareth</w:t>
-      </w:r>
-      <w:proofErr w:type="spellEnd"/>
-      <w:r>
-        <w:rPr>
-          <w:lang w:val="pt-BR"/>
-        </w:rPr>
-        <w:t>. As duas transformações n</w:t>
-      </w:r>
-      <w:r>
-        <w:rPr>
-          <w:lang w:val="pt-BR"/>
-        </w:rPr>
-        <w:t xml:space="preserve">ão se combinam por padrão. Ao perder a consciência, um Druida </w:t>
+      <w:r>
+        <w:rPr>
+          <w:lang w:val="pt-BR"/>
+        </w:rPr>
+        <w:t xml:space="preserve">. As duas transformações não se combinam por padrão. Ao perder a consciência, um Druida </w:t>
       </w:r>
       <w:proofErr w:type="spellStart"/>
       <w:r>
@@ -7471,7 +6935,7 @@
       <w:rPr>
         <w:noProof/>
       </w:rPr>
-      <w:t>12</w:t>
+      <w:t>8</w:t>
     </w:r>
     <w:r>
       <w:fldChar w:fldCharType="end"/>
@@ -19517,7 +18981,7 @@
 </file>
 
 <file path=customXml/itemProps1.xml><?xml version="1.0" encoding="utf-8"?>
-<ds:datastoreItem xmlns:ds="http://schemas.openxmlformats.org/officeDocument/2006/customXml" ds:itemID="{B6DF9EE3-DC20-48A3-861D-88AED09962E6}">
+<ds:datastoreItem xmlns:ds="http://schemas.openxmlformats.org/officeDocument/2006/customXml" ds:itemID="{FFD61E49-C0CE-4960-930C-A55BEAEBD1C6}">
   <ds:schemaRefs>
     <ds:schemaRef ds:uri="http://schemas.openxmlformats.org/officeDocument/2006/bibliography"/>
   </ds:schemaRefs>
